--- a/templates/cv_template_NL_startup.docx
+++ b/templates/cv_template_NL_startup.docx
@@ -1280,7 +1280,22 @@
           <w:sz w:val="21"/>
           <w:szCs w:val="21"/>
         </w:rPr>
-        <w:t xml:space="preserve"> CMS (Adobe Experience Manager, Squarespace) | CRM (HubSpot) | SEO (Semrush) | Design (Figma, Photoshop) | Automation (Zapier)</w:t>
+        <w:t xml:space="preserve"> CMS (Adobe Experience Manager, Squarespace) | CRM (HubSpot) | SEO (Semrush) | Design (Figma, Photoshop) | Automation (</w:t>
+      </w:r>
+      <w:r>
+        <w:rPr>
+          <w:sz w:val="21"/>
+          <w:szCs w:val="21"/>
+          <w:lang w:val="en-US"/>
+        </w:rPr>
+        <w:t>n8n</w:t>
+      </w:r>
+      <w:r>
+        <w:rPr>
+          <w:sz w:val="21"/>
+          <w:szCs w:val="21"/>
+        </w:rPr>
+        <w:t>)</w:t>
       </w:r>
     </w:p>
     <w:p>

--- a/templates/cv_template_NL_startup.docx
+++ b/templates/cv_template_NL_startup.docx
@@ -6,6 +6,7 @@
       <w:pPr>
         <w:spacing w:after="0"/>
         <w:rPr>
+          <w:rFonts w:asciiTheme="minorHAnsi" w:hAnsiTheme="minorHAnsi"/>
           <w:b/>
           <w:bCs/>
           <w:sz w:val="28"/>
@@ -15,6 +16,7 @@
       </w:pPr>
       <w:r>
         <w:rPr>
+          <w:rFonts w:asciiTheme="minorHAnsi" w:hAnsiTheme="minorHAnsi"/>
           <w:b/>
           <w:bCs/>
           <w:sz w:val="28"/>
@@ -27,6 +29,7 @@
       <w:pPr>
         <w:spacing w:after="0"/>
         <w:rPr>
+          <w:rFonts w:asciiTheme="minorHAnsi" w:hAnsiTheme="minorHAnsi"/>
           <w:sz w:val="21"/>
           <w:szCs w:val="21"/>
           <w:lang w:val="en-US"/>
@@ -36,7 +39,7 @@
         <w:r>
           <w:rPr>
             <w:rStyle w:val="Hyperlink"/>
-            <w:rFonts w:cs="Calibri"/>
+            <w:rFonts w:asciiTheme="minorHAnsi" w:hAnsiTheme="minorHAnsi" w:cs="Calibri"/>
             <w:sz w:val="21"/>
             <w:szCs w:val="21"/>
           </w:rPr>
@@ -45,7 +48,7 @@
         <w:r>
           <w:rPr>
             <w:rStyle w:val="Hyperlink"/>
-            <w:rFonts w:cs="Calibri"/>
+            <w:rFonts w:asciiTheme="minorHAnsi" w:hAnsiTheme="minorHAnsi" w:cs="Calibri"/>
             <w:sz w:val="21"/>
             <w:szCs w:val="21"/>
             <w:lang w:val="en-US"/>
@@ -55,7 +58,7 @@
         <w:r>
           <w:rPr>
             <w:rStyle w:val="Hyperlink"/>
-            <w:rFonts w:cs="Calibri"/>
+            <w:rFonts w:asciiTheme="minorHAnsi" w:hAnsiTheme="minorHAnsi" w:cs="Calibri"/>
             <w:sz w:val="21"/>
             <w:szCs w:val="21"/>
           </w:rPr>
@@ -64,7 +67,7 @@
         <w:r>
           <w:rPr>
             <w:rStyle w:val="Hyperlink"/>
-            <w:rFonts w:cs="Calibri"/>
+            <w:rFonts w:asciiTheme="minorHAnsi" w:hAnsiTheme="minorHAnsi" w:cs="Calibri"/>
             <w:sz w:val="21"/>
             <w:szCs w:val="21"/>
             <w:lang w:val="en-US"/>
@@ -74,7 +77,7 @@
         <w:r>
           <w:rPr>
             <w:rStyle w:val="Hyperlink"/>
-            <w:rFonts w:cs="Calibri"/>
+            <w:rFonts w:asciiTheme="minorHAnsi" w:hAnsiTheme="minorHAnsi" w:cs="Calibri"/>
             <w:sz w:val="21"/>
             <w:szCs w:val="21"/>
           </w:rPr>
@@ -83,7 +86,7 @@
       </w:hyperlink>
       <w:r>
         <w:rPr>
-          <w:rFonts w:cs="Calibri"/>
+          <w:rFonts w:asciiTheme="minorHAnsi" w:hAnsiTheme="minorHAnsi" w:cs="Calibri"/>
           <w:sz w:val="21"/>
           <w:szCs w:val="21"/>
         </w:rPr>
@@ -93,7 +96,7 @@
         <w:r>
           <w:rPr>
             <w:rStyle w:val="Hyperlink"/>
-            <w:rFonts w:cs="Calibri"/>
+            <w:rFonts w:asciiTheme="minorHAnsi" w:hAnsiTheme="minorHAnsi" w:cs="Calibri"/>
             <w:sz w:val="21"/>
             <w:szCs w:val="21"/>
           </w:rPr>
@@ -102,7 +105,7 @@
         <w:r>
           <w:rPr>
             <w:rStyle w:val="Hyperlink"/>
-            <w:rFonts w:cs="Calibri"/>
+            <w:rFonts w:asciiTheme="minorHAnsi" w:hAnsiTheme="minorHAnsi" w:cs="Calibri"/>
             <w:sz w:val="21"/>
             <w:szCs w:val="21"/>
             <w:lang w:val="en-US"/>
@@ -112,7 +115,7 @@
         <w:r>
           <w:rPr>
             <w:rStyle w:val="Hyperlink"/>
-            <w:rFonts w:cs="Calibri"/>
+            <w:rFonts w:asciiTheme="minorHAnsi" w:hAnsiTheme="minorHAnsi" w:cs="Calibri"/>
             <w:sz w:val="21"/>
             <w:szCs w:val="21"/>
           </w:rPr>
@@ -121,7 +124,7 @@
       </w:hyperlink>
       <w:r>
         <w:rPr>
-          <w:rFonts w:cs="Calibri"/>
+          <w:rFonts w:asciiTheme="minorHAnsi" w:hAnsiTheme="minorHAnsi" w:cs="Calibri"/>
           <w:sz w:val="21"/>
           <w:szCs w:val="21"/>
         </w:rPr>
@@ -131,7 +134,7 @@
         <w:r>
           <w:rPr>
             <w:rStyle w:val="Hyperlink"/>
-            <w:rFonts w:cs="Calibri"/>
+            <w:rFonts w:asciiTheme="minorHAnsi" w:hAnsiTheme="minorHAnsi" w:cs="Calibri"/>
             <w:sz w:val="21"/>
             <w:szCs w:val="21"/>
           </w:rPr>
@@ -140,7 +143,7 @@
       </w:hyperlink>
       <w:r>
         <w:rPr>
-          <w:rFonts w:cs="Calibri"/>
+          <w:rFonts w:asciiTheme="minorHAnsi" w:hAnsiTheme="minorHAnsi" w:cs="Calibri"/>
           <w:sz w:val="21"/>
           <w:szCs w:val="21"/>
         </w:rPr>
@@ -148,6 +151,7 @@
       </w:r>
       <w:r>
         <w:rPr>
+          <w:rFonts w:asciiTheme="minorHAnsi" w:hAnsiTheme="minorHAnsi"/>
           <w:sz w:val="21"/>
           <w:szCs w:val="21"/>
         </w:rPr>
@@ -155,21 +159,24 @@
       </w:r>
       <w:r>
         <w:rPr>
-          <w:sz w:val="21"/>
-          <w:szCs w:val="21"/>
-          <w:lang w:val="en-US"/>
-        </w:rPr>
-        <w:t>31 63 360 3476</w:t>
-      </w:r>
-      <w:r>
-        <w:rPr>
-          <w:sz w:val="21"/>
-          <w:szCs w:val="21"/>
-        </w:rPr>
-        <w:t xml:space="preserve"> | </w:t>
-      </w:r>
-      <w:r>
-        <w:rPr>
+          <w:rFonts w:asciiTheme="minorHAnsi" w:hAnsiTheme="minorHAnsi"/>
+          <w:sz w:val="21"/>
+          <w:szCs w:val="21"/>
+          <w:lang w:val="en-US"/>
+        </w:rPr>
+        <w:t xml:space="preserve">31633603476 </w:t>
+      </w:r>
+      <w:r>
+        <w:rPr>
+          <w:rFonts w:asciiTheme="minorHAnsi" w:hAnsiTheme="minorHAnsi"/>
+          <w:sz w:val="21"/>
+          <w:szCs w:val="21"/>
+        </w:rPr>
+        <w:t xml:space="preserve">| </w:t>
+      </w:r>
+      <w:r>
+        <w:rPr>
+          <w:rFonts w:asciiTheme="minorHAnsi" w:hAnsiTheme="minorHAnsi"/>
           <w:sz w:val="21"/>
           <w:szCs w:val="21"/>
           <w:lang w:val="en-US"/>
@@ -178,6 +185,7 @@
       </w:r>
       <w:r>
         <w:rPr>
+          <w:rFonts w:asciiTheme="minorHAnsi" w:hAnsiTheme="minorHAnsi"/>
           <w:sz w:val="21"/>
           <w:szCs w:val="21"/>
         </w:rPr>
@@ -188,6 +196,7 @@
       <w:pPr>
         <w:spacing w:after="0"/>
         <w:rPr>
+          <w:rFonts w:asciiTheme="minorHAnsi" w:hAnsiTheme="minorHAnsi"/>
           <w:sz w:val="21"/>
           <w:szCs w:val="21"/>
           <w:lang w:val="en-US"/>
@@ -201,12 +210,14 @@
         </w:pBdr>
         <w:spacing w:after="0"/>
         <w:rPr>
+          <w:rFonts w:asciiTheme="minorHAnsi" w:hAnsiTheme="minorHAnsi"/>
           <w:b/>
           <w:bCs/>
         </w:rPr>
       </w:pPr>
       <w:r>
         <w:rPr>
+          <w:rFonts w:asciiTheme="minorHAnsi" w:hAnsiTheme="minorHAnsi"/>
           <w:b/>
           <w:bCs/>
         </w:rPr>
@@ -217,13 +228,15 @@
       <w:pPr>
         <w:spacing w:after="0"/>
         <w:rPr>
-          <w:sz w:val="21"/>
-          <w:szCs w:val="21"/>
-          <w:lang w:val="en-US"/>
-        </w:rPr>
-      </w:pPr>
-      <w:r>
-        <w:rPr>
+          <w:rFonts w:asciiTheme="minorHAnsi" w:hAnsiTheme="minorHAnsi"/>
+          <w:sz w:val="21"/>
+          <w:szCs w:val="21"/>
+          <w:lang w:val="en-US"/>
+        </w:rPr>
+      </w:pPr>
+      <w:r>
+        <w:rPr>
+          <w:rFonts w:asciiTheme="minorHAnsi" w:hAnsiTheme="minorHAnsi"/>
           <w:sz w:val="21"/>
           <w:szCs w:val="21"/>
         </w:rPr>
@@ -232,845 +245,97 @@
     </w:p>
     <w:p>
       <w:pPr>
-        <w:spacing w:after="0"/>
-        <w:rPr>
-          <w:sz w:val="21"/>
-          <w:szCs w:val="21"/>
-          <w:lang w:val="en-US"/>
-        </w:rPr>
-      </w:pPr>
-    </w:p>
-    <w:p>
-      <w:pPr>
-        <w:pBdr>
-          <w:bottom w:val="single" w:sz="4" w:space="1" w:color="auto"/>
-        </w:pBdr>
-        <w:spacing w:after="0"/>
-        <w:rPr>
+        <w:spacing w:before="80" w:after="40"/>
+        <w:rPr>
+          <w:rFonts w:asciiTheme="minorHAnsi" w:hAnsiTheme="minorHAnsi"/>
+          <w:sz w:val="21"/>
+          <w:szCs w:val="21"/>
+        </w:rPr>
+      </w:pPr>
+      <w:r>
+        <w:rPr>
+          <w:rFonts w:asciiTheme="minorHAnsi" w:hAnsiTheme="minorHAnsi"/>
           <w:b/>
           <w:bCs/>
-          <w:lang w:val="en-US"/>
-        </w:rPr>
-      </w:pPr>
-      <w:r>
-        <w:rPr>
-          <w:b/>
-          <w:bCs/>
-        </w:rPr>
-        <w:t>Work Experienc</w:t>
-      </w:r>
-      <w:r>
-        <w:rPr>
-          <w:b/>
-          <w:bCs/>
-          <w:lang w:val="en-US"/>
-        </w:rPr>
-        <w:t>e</w:t>
-      </w:r>
-    </w:p>
-    <w:p>
-      <w:pPr>
-        <w:spacing w:after="0"/>
-        <w:rPr>
-          <w:b/>
-          <w:bCs/>
-          <w:sz w:val="21"/>
-          <w:szCs w:val="21"/>
-          <w:lang w:val="en-US"/>
-        </w:rPr>
-      </w:pPr>
-      <w:r>
-        <w:rPr>
-          <w:b/>
-          <w:bCs/>
-          <w:sz w:val="21"/>
-          <w:szCs w:val="21"/>
-          <w:lang w:val="en-US"/>
-        </w:rPr>
-        <w:t>Digital</w:t>
-      </w:r>
-      <w:r>
-        <w:rPr>
-          <w:b/>
-          <w:bCs/>
-          <w:sz w:val="21"/>
-          <w:szCs w:val="21"/>
-          <w:lang w:val="en-US"/>
-        </w:rPr>
-        <w:t xml:space="preserve"> &amp; Growth</w:t>
-      </w:r>
-      <w:r>
-        <w:rPr>
-          <w:b/>
-          <w:bCs/>
-          <w:sz w:val="21"/>
-          <w:szCs w:val="21"/>
-          <w:lang w:val="en-US"/>
-        </w:rPr>
-        <w:t xml:space="preserve"> Marketing</w:t>
-      </w:r>
-      <w:r>
-        <w:rPr>
-          <w:b/>
-          <w:bCs/>
-          <w:sz w:val="21"/>
-          <w:szCs w:val="21"/>
-        </w:rPr>
-        <w:t xml:space="preserve"> Advisor | </w:t>
-      </w:r>
-      <w:r>
-        <w:rPr>
-          <w:b/>
-          <w:bCs/>
-          <w:sz w:val="21"/>
-          <w:szCs w:val="21"/>
-          <w:lang w:val="en-US"/>
-        </w:rPr>
-        <w:t>Freelance</w:t>
-      </w:r>
-      <w:r>
-        <w:rPr>
-          <w:b/>
-          <w:bCs/>
-          <w:sz w:val="21"/>
-          <w:szCs w:val="21"/>
-        </w:rPr>
-        <w:t xml:space="preserve"> | </w:t>
-      </w:r>
-      <w:r>
-        <w:rPr>
-          <w:b/>
-          <w:bCs/>
-          <w:sz w:val="21"/>
-          <w:szCs w:val="21"/>
-          <w:lang w:val="en-US"/>
-        </w:rPr>
-        <w:t>Remote</w:t>
-      </w:r>
-      <w:r>
-        <w:rPr>
-          <w:b/>
-          <w:bCs/>
-          <w:sz w:val="21"/>
-          <w:szCs w:val="21"/>
-          <w:lang w:val="en-US"/>
-        </w:rPr>
-        <w:tab/>
-      </w:r>
-      <w:r>
-        <w:rPr>
-          <w:b/>
-          <w:bCs/>
-          <w:sz w:val="21"/>
-          <w:szCs w:val="21"/>
-          <w:lang w:val="en-US"/>
-        </w:rPr>
-        <w:tab/>
-      </w:r>
-      <w:r>
-        <w:rPr>
-          <w:b/>
-          <w:bCs/>
-          <w:sz w:val="21"/>
-          <w:szCs w:val="21"/>
-          <w:lang w:val="en-US"/>
-        </w:rPr>
-        <w:tab/>
-      </w:r>
-      <w:r>
-        <w:rPr>
-          <w:b/>
-          <w:bCs/>
-          <w:sz w:val="21"/>
-          <w:szCs w:val="21"/>
-          <w:lang w:val="en-US"/>
-        </w:rPr>
-        <w:tab/>
-      </w:r>
-      <w:r>
-        <w:rPr>
-          <w:b/>
-          <w:bCs/>
-          <w:sz w:val="21"/>
-          <w:szCs w:val="21"/>
-          <w:lang w:val="en-US"/>
-        </w:rPr>
-        <w:tab/>
-        <w:t>P</w:t>
-      </w:r>
-      <w:r>
-        <w:rPr>
-          <w:b/>
-          <w:bCs/>
-          <w:sz w:val="21"/>
-          <w:szCs w:val="21"/>
-        </w:rPr>
-        <w:t>resent</w:t>
-      </w:r>
-    </w:p>
-    <w:p>
-      <w:pPr>
-        <w:pStyle w:val="ListParagraph"/>
-        <w:numPr>
-          <w:ilvl w:val="0"/>
-          <w:numId w:val="22"/>
-        </w:numPr>
-        <w:spacing w:after="0"/>
-        <w:rPr>
-          <w:sz w:val="21"/>
-          <w:szCs w:val="21"/>
-        </w:rPr>
-      </w:pPr>
-      <w:r>
-        <w:rPr>
-          <w:sz w:val="21"/>
-          <w:szCs w:val="21"/>
-          <w:lang w:val="en-US"/>
-        </w:rPr>
-        <w:t xml:space="preserve">Convert </w:t>
-      </w:r>
-      <w:r>
-        <w:rPr>
-          <w:rFonts w:hint="eastAsia"/>
-          <w:sz w:val="21"/>
-          <w:szCs w:val="21"/>
-        </w:rPr>
-        <w:t>10%</w:t>
-      </w:r>
-      <w:r>
-        <w:rPr>
-          <w:sz w:val="21"/>
-          <w:szCs w:val="21"/>
-          <w:lang w:val="en-US"/>
-        </w:rPr>
-        <w:t xml:space="preserve"> of prospects into sign-ups</w:t>
-      </w:r>
-      <w:r>
-        <w:rPr>
-          <w:rFonts w:hint="eastAsia"/>
-          <w:sz w:val="21"/>
-          <w:szCs w:val="21"/>
-        </w:rPr>
-        <w:t xml:space="preserve"> and </w:t>
-      </w:r>
-      <w:r>
-        <w:rPr>
-          <w:sz w:val="21"/>
-          <w:szCs w:val="21"/>
-          <w:lang w:val="en-US"/>
-        </w:rPr>
-        <w:t>turn 9%</w:t>
-      </w:r>
-      <w:r>
-        <w:rPr>
-          <w:rFonts w:hint="eastAsia"/>
-          <w:sz w:val="21"/>
-          <w:szCs w:val="21"/>
-        </w:rPr>
-        <w:t xml:space="preserve"> sign-ups into paying customers</w:t>
-      </w:r>
-      <w:r>
-        <w:rPr>
-          <w:sz w:val="21"/>
-          <w:szCs w:val="21"/>
-          <w:lang w:val="en-US"/>
-        </w:rPr>
-        <w:t xml:space="preserve"> through experiments via multiple growth funnels (forms, emails)</w:t>
-      </w:r>
-    </w:p>
-    <w:p>
-      <w:pPr>
-        <w:pStyle w:val="ListParagraph"/>
-        <w:numPr>
-          <w:ilvl w:val="0"/>
-          <w:numId w:val="22"/>
-        </w:numPr>
-        <w:spacing w:after="0"/>
-        <w:rPr>
-          <w:sz w:val="21"/>
-          <w:szCs w:val="21"/>
-        </w:rPr>
-      </w:pPr>
-      <w:r>
-        <w:rPr>
-          <w:rFonts w:hint="eastAsia"/>
-          <w:sz w:val="21"/>
-          <w:szCs w:val="21"/>
-        </w:rPr>
-        <w:t>Buil</w:t>
-      </w:r>
-      <w:r>
-        <w:rPr>
-          <w:sz w:val="21"/>
-          <w:szCs w:val="21"/>
-          <w:lang w:val="en-US"/>
-        </w:rPr>
-        <w:t xml:space="preserve">d </w:t>
-      </w:r>
-      <w:r>
-        <w:rPr>
-          <w:rFonts w:hint="eastAsia"/>
-          <w:sz w:val="21"/>
-          <w:szCs w:val="21"/>
-        </w:rPr>
-        <w:t>a complete email journey</w:t>
-      </w:r>
-      <w:r>
-        <w:rPr>
-          <w:sz w:val="21"/>
-          <w:szCs w:val="21"/>
-          <w:lang w:val="en-US"/>
-        </w:rPr>
-        <w:t xml:space="preserve"> and email templates</w:t>
-      </w:r>
-      <w:r>
-        <w:rPr>
-          <w:rFonts w:hint="eastAsia"/>
-          <w:sz w:val="21"/>
-          <w:szCs w:val="21"/>
-        </w:rPr>
-        <w:t xml:space="preserve"> to replace manual WhatsApp communication</w:t>
-      </w:r>
-      <w:r>
-        <w:rPr>
-          <w:sz w:val="21"/>
-          <w:szCs w:val="21"/>
-          <w:lang w:val="en-US"/>
-        </w:rPr>
-        <w:t>, freeing 25 hours per week.</w:t>
-      </w:r>
-    </w:p>
-    <w:p>
-      <w:pPr>
-        <w:pStyle w:val="ListParagraph"/>
-        <w:numPr>
-          <w:ilvl w:val="0"/>
-          <w:numId w:val="22"/>
-        </w:numPr>
-        <w:spacing w:after="0"/>
-        <w:rPr>
-          <w:sz w:val="21"/>
-          <w:szCs w:val="21"/>
-          <w:lang w:val="en-US"/>
-        </w:rPr>
-      </w:pPr>
-      <w:r>
-        <w:rPr>
-          <w:sz w:val="21"/>
-          <w:szCs w:val="21"/>
-        </w:rPr>
-        <w:t xml:space="preserve">Consolidate fragmented data into a unified system </w:t>
-      </w:r>
-      <w:r>
-        <w:rPr>
-          <w:sz w:val="21"/>
-          <w:szCs w:val="21"/>
-          <w:lang w:val="en-US"/>
-        </w:rPr>
-        <w:t xml:space="preserve">(HubSpot) </w:t>
-      </w:r>
-      <w:r>
-        <w:rPr>
-          <w:sz w:val="21"/>
-          <w:szCs w:val="21"/>
-        </w:rPr>
-        <w:t>to automate onboarding, engagement, and retention flows.</w:t>
-      </w:r>
-      <w:r>
-        <w:rPr>
+          <w:sz w:val="21"/>
+          <w:szCs w:val="21"/>
+          <w:lang w:val="en-US"/>
+        </w:rPr>
+        <w:t>Key Metrics:</w:t>
+      </w:r>
+      <w:r>
+        <w:rPr>
+          <w:rFonts w:asciiTheme="minorHAnsi" w:hAnsiTheme="minorHAnsi"/>
           <w:sz w:val="21"/>
           <w:szCs w:val="21"/>
           <w:lang w:val="en-US"/>
         </w:rPr>
         <w:t xml:space="preserve"> </w:t>
       </w:r>
-    </w:p>
-    <w:p>
-      <w:pPr>
-        <w:spacing w:after="0"/>
-        <w:rPr>
-          <w:sz w:val="21"/>
-          <w:szCs w:val="21"/>
-          <w:lang w:val="en-US"/>
-        </w:rPr>
-      </w:pPr>
-      <w:r>
-        <w:rPr>
-          <w:b/>
-          <w:bCs/>
-          <w:sz w:val="21"/>
-          <w:szCs w:val="21"/>
-          <w:lang w:val="en-US"/>
-        </w:rPr>
-        <w:t>Client:</w:t>
-      </w:r>
-      <w:r>
-        <w:rPr>
-          <w:sz w:val="21"/>
-          <w:szCs w:val="21"/>
-          <w:lang w:val="en-US"/>
-        </w:rPr>
-        <w:t xml:space="preserve"> Zeya Social, an early-stage social startup. I focus on acquisition and early lifecycle experimentation in email marketing to deepen my hands-on growth experience in a startup environment.</w:t>
-      </w:r>
-    </w:p>
-    <w:p>
-      <w:pPr>
-        <w:spacing w:after="0"/>
-        <w:rPr>
-          <w:b/>
-          <w:bCs/>
-          <w:sz w:val="21"/>
-          <w:szCs w:val="21"/>
-          <w:lang w:val="en-US"/>
-        </w:rPr>
-      </w:pPr>
-    </w:p>
-    <w:p>
-      <w:pPr>
-        <w:spacing w:after="0"/>
-        <w:rPr>
-          <w:b/>
-          <w:bCs/>
-          <w:sz w:val="21"/>
-          <w:szCs w:val="21"/>
-        </w:rPr>
-      </w:pPr>
-      <w:r>
-        <w:rPr>
-          <w:b/>
-          <w:bCs/>
-          <w:sz w:val="21"/>
-          <w:szCs w:val="21"/>
-        </w:rPr>
-        <w:t>{{ROLE_TITLE}}</w:t>
-      </w:r>
-      <w:r>
-        <w:rPr>
-          <w:b/>
-          <w:bCs/>
-          <w:sz w:val="21"/>
-          <w:szCs w:val="21"/>
-        </w:rPr>
-        <w:t xml:space="preserve"> | Philips Domestic Appliances (Versuni) | Amsterdam</w:t>
-      </w:r>
-      <w:r>
-        <w:rPr>
-          <w:b/>
-          <w:bCs/>
-          <w:sz w:val="21"/>
-          <w:szCs w:val="21"/>
-        </w:rPr>
-        <w:tab/>
-      </w:r>
-      <w:r>
-        <w:rPr>
-          <w:b/>
-          <w:bCs/>
-          <w:sz w:val="21"/>
-          <w:szCs w:val="21"/>
-        </w:rPr>
-        <w:tab/>
-      </w:r>
-      <w:r>
-        <w:rPr>
-          <w:b/>
-          <w:bCs/>
-          <w:sz w:val="21"/>
-          <w:szCs w:val="21"/>
-          <w:lang w:val="en-US"/>
-        </w:rPr>
-        <w:tab/>
-      </w:r>
-      <w:r>
-        <w:rPr>
-          <w:b/>
-          <w:bCs/>
-          <w:sz w:val="21"/>
-          <w:szCs w:val="21"/>
-        </w:rPr>
-        <w:t xml:space="preserve">2021-2025                                     </w:t>
-      </w:r>
-    </w:p>
-    <w:p>
-      <w:pPr>
-        <w:pStyle w:val="ListParagraph"/>
-        <w:numPr>
-          <w:ilvl w:val="0"/>
-          <w:numId w:val="21"/>
-        </w:numPr>
-        <w:spacing w:after="0"/>
-        <w:rPr>
-          <w:sz w:val="21"/>
-          <w:szCs w:val="21"/>
-        </w:rPr>
-      </w:pPr>
-      <w:r>
-        <w:rPr>
-          <w:sz w:val="21"/>
-          <w:szCs w:val="21"/>
-        </w:rPr>
-        <w:t>{{VERSUNI_BULLET_1}}</w:t>
-      </w:r>
-    </w:p>
-    <w:p>
-      <w:pPr>
-        <w:pStyle w:val="ListParagraph"/>
-        <w:numPr>
-          <w:ilvl w:val="0"/>
-          <w:numId w:val="21"/>
-        </w:numPr>
-        <w:spacing w:after="0"/>
-        <w:rPr>
-          <w:sz w:val="21"/>
-          <w:szCs w:val="21"/>
-        </w:rPr>
-      </w:pPr>
-      <w:r>
-        <w:rPr>
-          <w:sz w:val="21"/>
-          <w:szCs w:val="21"/>
-        </w:rPr>
-        <w:t>{{VERSUNI_BULLET_2}}</w:t>
-      </w:r>
-    </w:p>
-    <w:p>
-      <w:pPr>
-        <w:pStyle w:val="ListParagraph"/>
-        <w:numPr>
-          <w:ilvl w:val="0"/>
-          <w:numId w:val="21"/>
-        </w:numPr>
-        <w:spacing w:after="0"/>
-        <w:rPr>
-          <w:sz w:val="21"/>
-          <w:szCs w:val="21"/>
-        </w:rPr>
-      </w:pPr>
-      <w:r>
-        <w:rPr>
-          <w:sz w:val="21"/>
-          <w:szCs w:val="21"/>
-        </w:rPr>
-        <w:t>{{VERSUNI_BULLET_3}}</w:t>
-      </w:r>
-    </w:p>
-    <w:p>
-      <w:pPr>
-        <w:pStyle w:val="ListParagraph"/>
-        <w:numPr>
-          <w:ilvl w:val="0"/>
-          <w:numId w:val="21"/>
-        </w:numPr>
-        <w:spacing w:after="0"/>
-        <w:rPr>
-          <w:sz w:val="21"/>
-          <w:szCs w:val="21"/>
-        </w:rPr>
-      </w:pPr>
-      <w:r>
-        <w:rPr>
-          <w:sz w:val="21"/>
-          <w:szCs w:val="21"/>
-        </w:rPr>
-        <w:t>{{VERSUNI_BULLET_4}}</w:t>
-      </w:r>
-    </w:p>
-    <w:p>
-      <w:pPr>
-        <w:pStyle w:val="ListParagraph"/>
-        <w:numPr>
-          <w:ilvl w:val="0"/>
-          <w:numId w:val="21"/>
-        </w:numPr>
-        <w:spacing w:after="0"/>
-        <w:rPr>
-          <w:sz w:val="21"/>
-          <w:szCs w:val="21"/>
-        </w:rPr>
-      </w:pPr>
-      <w:r>
-        <w:rPr>
-          <w:sz w:val="21"/>
-          <w:szCs w:val="21"/>
-        </w:rPr>
-        <w:t>{{VERSUNI_BULLET_5}}</w:t>
-      </w:r>
-    </w:p>
-    <w:p>
-      <w:pPr>
-        <w:pStyle w:val="ListParagraph"/>
-        <w:numPr>
-          <w:ilvl w:val="0"/>
-          <w:numId w:val="21"/>
-        </w:numPr>
-        <w:spacing w:after="0" w:line="276" w:lineRule="auto"/>
-        <w:rPr>
-          <w:sz w:val="21"/>
-          <w:szCs w:val="21"/>
-        </w:rPr>
-      </w:pPr>
-      <w:r>
-        <w:rPr>
-          <w:sz w:val="21"/>
-          <w:szCs w:val="21"/>
-        </w:rPr>
-        <w:t>{{VERSUNI_BULLET_</w:t>
-      </w:r>
-      <w:r>
-        <w:rPr>
-          <w:sz w:val="21"/>
-          <w:szCs w:val="21"/>
-          <w:lang w:val="en-US"/>
-        </w:rPr>
-        <w:t>6</w:t>
-      </w:r>
-      <w:r>
-        <w:rPr>
-          <w:sz w:val="21"/>
-          <w:szCs w:val="21"/>
-        </w:rPr>
-        <w:t>}}</w:t>
-      </w:r>
-    </w:p>
-    <w:p>
-      <w:pPr>
-        <w:pStyle w:val="ListParagraph"/>
-        <w:spacing w:after="0"/>
-        <w:rPr>
-          <w:sz w:val="21"/>
-          <w:szCs w:val="21"/>
-        </w:rPr>
-      </w:pPr>
-    </w:p>
-    <w:p>
-      <w:pPr>
-        <w:spacing w:after="0"/>
-        <w:rPr>
-          <w:b/>
-          <w:bCs/>
-          <w:sz w:val="21"/>
-          <w:szCs w:val="21"/>
-          <w:lang w:val="en-US"/>
-        </w:rPr>
-      </w:pPr>
-      <w:r>
-        <w:rPr>
-          <w:b/>
-          <w:bCs/>
-          <w:sz w:val="21"/>
-          <w:szCs w:val="21"/>
-        </w:rPr>
-        <w:t>{{ROLE_TITLE}}</w:t>
-      </w:r>
-      <w:r>
-        <w:rPr>
-          <w:b/>
-          <w:bCs/>
-          <w:sz w:val="21"/>
-          <w:szCs w:val="21"/>
-          <w:lang w:val="en-US"/>
-        </w:rPr>
-        <w:t xml:space="preserve"> </w:t>
-      </w:r>
-      <w:r>
-        <w:rPr>
-          <w:b/>
-          <w:bCs/>
-          <w:sz w:val="21"/>
-          <w:szCs w:val="21"/>
-        </w:rPr>
-        <w:t>| Royal Philips | Amsterdam</w:t>
-      </w:r>
-      <w:r>
-        <w:rPr>
-          <w:b/>
-          <w:bCs/>
-          <w:sz w:val="21"/>
-          <w:szCs w:val="21"/>
-        </w:rPr>
-        <w:tab/>
-      </w:r>
-      <w:r>
-        <w:rPr>
-          <w:b/>
-          <w:bCs/>
-          <w:sz w:val="21"/>
-          <w:szCs w:val="21"/>
-        </w:rPr>
-        <w:tab/>
-      </w:r>
-      <w:r>
-        <w:rPr>
-          <w:b/>
-          <w:bCs/>
-          <w:sz w:val="21"/>
-          <w:szCs w:val="21"/>
-        </w:rPr>
-        <w:tab/>
-      </w:r>
-      <w:r>
-        <w:rPr>
-          <w:b/>
-          <w:bCs/>
-          <w:sz w:val="21"/>
-          <w:szCs w:val="21"/>
-          <w:lang w:val="en-US"/>
-        </w:rPr>
-        <w:tab/>
-      </w:r>
-      <w:r>
-        <w:rPr>
-          <w:b/>
-          <w:bCs/>
-          <w:sz w:val="21"/>
-          <w:szCs w:val="21"/>
-          <w:lang w:val="en-US"/>
-        </w:rPr>
-        <w:tab/>
-      </w:r>
-      <w:r>
-        <w:rPr>
-          <w:b/>
-          <w:bCs/>
-          <w:sz w:val="21"/>
-          <w:szCs w:val="21"/>
-          <w:lang w:val="en-US"/>
-        </w:rPr>
-        <w:tab/>
-      </w:r>
-      <w:r>
-        <w:rPr>
-          <w:b/>
-          <w:bCs/>
-          <w:sz w:val="21"/>
-          <w:szCs w:val="21"/>
-        </w:rPr>
-        <w:tab/>
-        <w:t xml:space="preserve">2019-2021                                                               </w:t>
-      </w:r>
-    </w:p>
-    <w:p>
-      <w:pPr>
-        <w:pStyle w:val="ListParagraph"/>
-        <w:numPr>
-          <w:ilvl w:val="0"/>
-          <w:numId w:val="23"/>
-        </w:numPr>
-        <w:spacing w:after="0"/>
-        <w:rPr>
-          <w:sz w:val="21"/>
-          <w:szCs w:val="21"/>
-          <w:lang w:val="en-US"/>
-        </w:rPr>
-      </w:pPr>
-      <w:r>
-        <w:rPr>
-          <w:sz w:val="21"/>
-          <w:szCs w:val="21"/>
-        </w:rPr>
-        <w:t>{{PHILIPS_BULLET_1}}</w:t>
-      </w:r>
-    </w:p>
-    <w:p>
-      <w:pPr>
-        <w:pStyle w:val="ListParagraph"/>
-        <w:numPr>
-          <w:ilvl w:val="0"/>
-          <w:numId w:val="23"/>
-        </w:numPr>
-        <w:spacing w:after="0"/>
-        <w:rPr>
-          <w:sz w:val="21"/>
-          <w:szCs w:val="21"/>
-          <w:lang w:val="en-US"/>
-        </w:rPr>
-      </w:pPr>
-      <w:r>
-        <w:rPr>
-          <w:sz w:val="21"/>
-          <w:szCs w:val="21"/>
-        </w:rPr>
-        <w:t>{{PHILIPS_BULLET_2}}</w:t>
-      </w:r>
-    </w:p>
-    <w:p>
-      <w:pPr>
-        <w:spacing w:after="0"/>
-        <w:rPr>
-          <w:sz w:val="21"/>
-          <w:szCs w:val="21"/>
-          <w:lang w:val="en-US"/>
-        </w:rPr>
-      </w:pPr>
-    </w:p>
-    <w:p>
-      <w:pPr>
-        <w:pBdr>
-          <w:bottom w:val="single" w:sz="4" w:space="1" w:color="auto"/>
-        </w:pBdr>
-        <w:spacing w:after="0"/>
-        <w:rPr>
-          <w:b/>
-          <w:bCs/>
-        </w:rPr>
-      </w:pPr>
-      <w:r>
-        <w:rPr>
-          <w:b/>
-          <w:bCs/>
-        </w:rPr>
-        <w:t>AI &amp; Technical Exploration</w:t>
-      </w:r>
-    </w:p>
-    <w:p>
-      <w:pPr>
-        <w:spacing w:after="0"/>
-        <w:rPr>
-          <w:lang w:val="en-US"/>
-        </w:rPr>
-      </w:pPr>
-      <w:r>
-        <w:rPr>
-          <w:sz w:val="21"/>
-          <w:szCs w:val="21"/>
-        </w:rPr>
-        <w:t xml:space="preserve">Built </w:t>
-      </w:r>
-      <w:r>
-        <w:rPr>
-          <w:sz w:val="21"/>
-          <w:szCs w:val="21"/>
-          <w:lang w:val="en-US"/>
-        </w:rPr>
-        <w:t xml:space="preserve">a few AI </w:t>
-      </w:r>
-      <w:r>
-        <w:rPr>
-          <w:sz w:val="21"/>
-          <w:szCs w:val="21"/>
-        </w:rPr>
-        <w:t>agent</w:t>
-      </w:r>
-      <w:r>
-        <w:rPr>
-          <w:sz w:val="21"/>
-          <w:szCs w:val="21"/>
-          <w:lang w:val="en-US"/>
-        </w:rPr>
-        <w:t>s</w:t>
-      </w:r>
-      <w:r>
-        <w:rPr>
-          <w:sz w:val="21"/>
-          <w:szCs w:val="21"/>
-        </w:rPr>
-        <w:t xml:space="preserve"> to explore AI-powered workflows and tools. Link on </w:t>
+      <w:r>
+        <w:rPr>
+          <w:rFonts w:asciiTheme="minorHAnsi" w:eastAsia="Arial" w:hAnsiTheme="minorHAnsi" w:cs="Arial"/>
+          <w:sz w:val="21"/>
+          <w:szCs w:val="21"/>
+        </w:rPr>
+        <w:t>15% conversion lift (4% → 15%)</w:t>
+      </w:r>
+      <w:r>
+        <w:rPr>
+          <w:rFonts w:asciiTheme="minorHAnsi" w:hAnsiTheme="minorHAnsi"/>
+          <w:sz w:val="21"/>
+          <w:szCs w:val="21"/>
+          <w:lang w:val="en-US"/>
+        </w:rPr>
+        <w:t xml:space="preserve">; </w:t>
+      </w:r>
+      <w:r>
+        <w:rPr>
+          <w:rFonts w:asciiTheme="minorHAnsi" w:eastAsia="Arial" w:hAnsiTheme="minorHAnsi" w:cs="Arial"/>
+          <w:sz w:val="21"/>
+          <w:szCs w:val="21"/>
+        </w:rPr>
+        <w:t>€4M+ revenue from #1 product launch</w:t>
+      </w:r>
+      <w:r>
+        <w:rPr>
+          <w:rFonts w:asciiTheme="minorHAnsi" w:hAnsiTheme="minorHAnsi"/>
+          <w:sz w:val="21"/>
+          <w:szCs w:val="21"/>
+          <w:lang w:val="en-US"/>
+        </w:rPr>
+        <w:t xml:space="preserve">; </w:t>
+      </w:r>
+      <w:r>
+        <w:rPr>
+          <w:rFonts w:asciiTheme="minorHAnsi" w:eastAsia="Arial" w:hAnsiTheme="minorHAnsi" w:cs="Arial"/>
+          <w:sz w:val="21"/>
+          <w:szCs w:val="21"/>
+        </w:rPr>
+        <w:t>21+ markets, 100+ stakeholders</w:t>
+      </w:r>
+      <w:r>
+        <w:rPr>
+          <w:rFonts w:asciiTheme="minorHAnsi" w:hAnsiTheme="minorHAnsi"/>
+          <w:sz w:val="21"/>
+          <w:szCs w:val="21"/>
+          <w:lang w:val="en-US"/>
+        </w:rPr>
+        <w:t xml:space="preserve">; </w:t>
+      </w:r>
+      <w:r>
+        <w:rPr>
+          <w:rFonts w:asciiTheme="minorHAnsi" w:eastAsia="Arial" w:hAnsiTheme="minorHAnsi" w:cs="Arial"/>
+          <w:sz w:val="21"/>
+          <w:szCs w:val="21"/>
+        </w:rPr>
+        <w:t>Built personal AI agent (</w:t>
       </w:r>
       <w:hyperlink r:id="rId11" w:history="1">
         <w:r>
           <w:rPr>
             <w:rStyle w:val="Hyperlink"/>
-            <w:rFonts w:cs="Calibri"/>
+            <w:rFonts w:asciiTheme="minorHAnsi" w:hAnsiTheme="minorHAnsi" w:cs="Calibri"/>
             <w:sz w:val="21"/>
             <w:szCs w:val="21"/>
           </w:rPr>
@@ -1079,7 +344,7 @@
         <w:r>
           <w:rPr>
             <w:rStyle w:val="Hyperlink"/>
-            <w:rFonts w:cs="Calibri"/>
+            <w:rFonts w:asciiTheme="minorHAnsi" w:hAnsiTheme="minorHAnsi" w:cs="Calibri"/>
             <w:sz w:val="21"/>
             <w:szCs w:val="21"/>
             <w:lang w:val="en-US"/>
@@ -1089,7 +354,842 @@
         <w:r>
           <w:rPr>
             <w:rStyle w:val="Hyperlink"/>
-            <w:rFonts w:cs="Calibri"/>
+            <w:rFonts w:asciiTheme="minorHAnsi" w:hAnsiTheme="minorHAnsi" w:cs="Calibri"/>
+            <w:sz w:val="21"/>
+            <w:szCs w:val="21"/>
+          </w:rPr>
+          <w:t>ub</w:t>
+        </w:r>
+      </w:hyperlink>
+      <w:r>
+        <w:rPr>
+          <w:rFonts w:asciiTheme="minorHAnsi" w:eastAsia="Arial" w:hAnsiTheme="minorHAnsi" w:cs="Arial"/>
+          <w:sz w:val="21"/>
+          <w:szCs w:val="21"/>
+        </w:rPr>
+        <w:t>)</w:t>
+      </w:r>
+      <w:r>
+        <w:rPr>
+          <w:rFonts w:asciiTheme="minorHAnsi" w:hAnsiTheme="minorHAnsi"/>
+          <w:sz w:val="21"/>
+          <w:szCs w:val="21"/>
+          <w:lang w:val="en-US"/>
+        </w:rPr>
+        <w:t xml:space="preserve">; </w:t>
+      </w:r>
+      <w:r>
+        <w:rPr>
+          <w:rFonts w:asciiTheme="minorHAnsi" w:eastAsia="Arial" w:hAnsiTheme="minorHAnsi" w:cs="Arial"/>
+          <w:sz w:val="21"/>
+          <w:szCs w:val="21"/>
+        </w:rPr>
+        <w:t>7+ years growth &amp; digital ops</w:t>
+      </w:r>
+    </w:p>
+    <w:p>
+      <w:pPr>
+        <w:spacing w:after="0"/>
+        <w:rPr>
+          <w:rFonts w:asciiTheme="minorHAnsi" w:hAnsiTheme="minorHAnsi"/>
+          <w:sz w:val="21"/>
+          <w:szCs w:val="21"/>
+        </w:rPr>
+      </w:pPr>
+    </w:p>
+    <w:p>
+      <w:pPr>
+        <w:pBdr>
+          <w:bottom w:val="single" w:sz="4" w:space="1" w:color="auto"/>
+        </w:pBdr>
+        <w:spacing w:after="0"/>
+        <w:rPr>
+          <w:rFonts w:asciiTheme="minorHAnsi" w:hAnsiTheme="minorHAnsi"/>
+          <w:b/>
+          <w:bCs/>
+          <w:lang w:val="en-US"/>
+        </w:rPr>
+      </w:pPr>
+      <w:r>
+        <w:rPr>
+          <w:rFonts w:asciiTheme="minorHAnsi" w:hAnsiTheme="minorHAnsi"/>
+          <w:b/>
+          <w:bCs/>
+        </w:rPr>
+        <w:t>Work Experienc</w:t>
+      </w:r>
+      <w:r>
+        <w:rPr>
+          <w:rFonts w:asciiTheme="minorHAnsi" w:hAnsiTheme="minorHAnsi"/>
+          <w:b/>
+          <w:bCs/>
+          <w:lang w:val="en-US"/>
+        </w:rPr>
+        <w:t>e</w:t>
+      </w:r>
+    </w:p>
+    <w:p>
+      <w:pPr>
+        <w:spacing w:after="0"/>
+        <w:rPr>
+          <w:rFonts w:asciiTheme="minorHAnsi" w:hAnsiTheme="minorHAnsi"/>
+          <w:b/>
+          <w:bCs/>
+          <w:sz w:val="21"/>
+          <w:szCs w:val="21"/>
+          <w:lang w:val="en-US"/>
+        </w:rPr>
+      </w:pPr>
+      <w:r>
+        <w:rPr>
+          <w:rFonts w:asciiTheme="minorHAnsi" w:hAnsiTheme="minorHAnsi"/>
+          <w:b/>
+          <w:bCs/>
+          <w:sz w:val="21"/>
+          <w:szCs w:val="21"/>
+          <w:lang w:val="en-US"/>
+        </w:rPr>
+        <w:t>Digital Marketing &amp; Growth</w:t>
+      </w:r>
+      <w:r>
+        <w:rPr>
+          <w:rFonts w:asciiTheme="minorHAnsi" w:hAnsiTheme="minorHAnsi"/>
+          <w:b/>
+          <w:bCs/>
+          <w:sz w:val="21"/>
+          <w:szCs w:val="21"/>
+        </w:rPr>
+        <w:t xml:space="preserve"> Advisor | </w:t>
+      </w:r>
+      <w:r>
+        <w:rPr>
+          <w:rFonts w:asciiTheme="minorHAnsi" w:hAnsiTheme="minorHAnsi"/>
+          <w:b/>
+          <w:bCs/>
+          <w:sz w:val="21"/>
+          <w:szCs w:val="21"/>
+          <w:lang w:val="en-US"/>
+        </w:rPr>
+        <w:t>Freelance</w:t>
+      </w:r>
+      <w:r>
+        <w:rPr>
+          <w:rFonts w:asciiTheme="minorHAnsi" w:hAnsiTheme="minorHAnsi"/>
+          <w:b/>
+          <w:bCs/>
+          <w:sz w:val="21"/>
+          <w:szCs w:val="21"/>
+        </w:rPr>
+        <w:t xml:space="preserve"> | Berli</w:t>
+      </w:r>
+      <w:r>
+        <w:rPr>
+          <w:rFonts w:asciiTheme="minorHAnsi" w:hAnsiTheme="minorHAnsi"/>
+          <w:b/>
+          <w:bCs/>
+          <w:sz w:val="21"/>
+          <w:szCs w:val="21"/>
+          <w:lang w:val="en-US"/>
+        </w:rPr>
+        <w:t>n</w:t>
+      </w:r>
+      <w:r>
+        <w:rPr>
+          <w:rFonts w:asciiTheme="minorHAnsi" w:hAnsiTheme="minorHAnsi"/>
+          <w:b/>
+          <w:bCs/>
+          <w:sz w:val="21"/>
+          <w:szCs w:val="21"/>
+          <w:lang w:val="en-US"/>
+        </w:rPr>
+        <w:tab/>
+      </w:r>
+      <w:r>
+        <w:rPr>
+          <w:rFonts w:asciiTheme="minorHAnsi" w:hAnsiTheme="minorHAnsi"/>
+          <w:b/>
+          <w:bCs/>
+          <w:sz w:val="21"/>
+          <w:szCs w:val="21"/>
+          <w:lang w:val="en-US"/>
+        </w:rPr>
+        <w:tab/>
+      </w:r>
+      <w:r>
+        <w:rPr>
+          <w:rFonts w:asciiTheme="minorHAnsi" w:hAnsiTheme="minorHAnsi"/>
+          <w:b/>
+          <w:bCs/>
+          <w:sz w:val="21"/>
+          <w:szCs w:val="21"/>
+          <w:lang w:val="en-US"/>
+        </w:rPr>
+        <w:tab/>
+      </w:r>
+      <w:r>
+        <w:rPr>
+          <w:rFonts w:asciiTheme="minorHAnsi" w:hAnsiTheme="minorHAnsi"/>
+          <w:b/>
+          <w:bCs/>
+          <w:sz w:val="21"/>
+          <w:szCs w:val="21"/>
+          <w:lang w:val="en-US"/>
+        </w:rPr>
+        <w:tab/>
+      </w:r>
+      <w:r>
+        <w:rPr>
+          <w:rFonts w:asciiTheme="minorHAnsi" w:hAnsiTheme="minorHAnsi"/>
+          <w:b/>
+          <w:bCs/>
+          <w:sz w:val="21"/>
+          <w:szCs w:val="21"/>
+          <w:lang w:val="en-US"/>
+        </w:rPr>
+        <w:tab/>
+        <w:t>P</w:t>
+      </w:r>
+      <w:r>
+        <w:rPr>
+          <w:rFonts w:asciiTheme="minorHAnsi" w:hAnsiTheme="minorHAnsi"/>
+          <w:b/>
+          <w:bCs/>
+          <w:sz w:val="21"/>
+          <w:szCs w:val="21"/>
+        </w:rPr>
+        <w:t>resent</w:t>
+      </w:r>
+    </w:p>
+    <w:p>
+      <w:pPr>
+        <w:spacing w:after="80"/>
+        <w:rPr>
+          <w:rFonts w:asciiTheme="minorHAnsi" w:hAnsiTheme="minorHAnsi"/>
+          <w:sz w:val="21"/>
+          <w:szCs w:val="21"/>
+          <w:lang w:val="en-US"/>
+        </w:rPr>
+      </w:pPr>
+      <w:r>
+        <w:rPr>
+          <w:rFonts w:asciiTheme="minorHAnsi" w:hAnsiTheme="minorHAnsi"/>
+          <w:sz w:val="21"/>
+          <w:szCs w:val="21"/>
+          <w:lang w:val="en-US"/>
+        </w:rPr>
+        <w:t>Advising startups on digital marketing and acquisition, with a focus on conversion optimization and lifecycle marketing.</w:t>
+      </w:r>
+    </w:p>
+    <w:p>
+      <w:pPr>
+        <w:pStyle w:val="ListParagraph"/>
+        <w:numPr>
+          <w:ilvl w:val="0"/>
+          <w:numId w:val="26"/>
+        </w:numPr>
+        <w:spacing w:after="80"/>
+        <w:rPr>
+          <w:rFonts w:asciiTheme="minorHAnsi" w:hAnsiTheme="minorHAnsi"/>
+          <w:sz w:val="21"/>
+          <w:szCs w:val="21"/>
+          <w:lang w:val="en-US"/>
+        </w:rPr>
+      </w:pPr>
+      <w:r>
+        <w:rPr>
+          <w:rFonts w:asciiTheme="minorHAnsi" w:hAnsiTheme="minorHAnsi"/>
+          <w:sz w:val="21"/>
+          <w:szCs w:val="21"/>
+          <w:lang w:val="en-US"/>
+        </w:rPr>
+        <w:t>Replaced fragmented WhatsApp-based manual communication with a fully automated HubSpot email journey, reclaiming 25 hours per week of team capacity</w:t>
+      </w:r>
+    </w:p>
+    <w:p>
+      <w:pPr>
+        <w:pStyle w:val="ListParagraph"/>
+        <w:numPr>
+          <w:ilvl w:val="0"/>
+          <w:numId w:val="26"/>
+        </w:numPr>
+        <w:spacing w:after="80"/>
+        <w:rPr>
+          <w:rFonts w:asciiTheme="minorHAnsi" w:hAnsiTheme="minorHAnsi"/>
+          <w:sz w:val="21"/>
+          <w:szCs w:val="21"/>
+          <w:lang w:val="en-US"/>
+        </w:rPr>
+      </w:pPr>
+      <w:r>
+        <w:rPr>
+          <w:rFonts w:asciiTheme="minorHAnsi" w:hAnsiTheme="minorHAnsi"/>
+          <w:sz w:val="21"/>
+          <w:szCs w:val="21"/>
+          <w:lang w:val="en-US"/>
+        </w:rPr>
+        <w:t>Consolidated fragmented customer data into a unified HubSpot CRM — automating onboarding, engagement, and retention flows end-to-end</w:t>
+      </w:r>
+    </w:p>
+    <w:p>
+      <w:pPr>
+        <w:spacing w:after="0"/>
+        <w:rPr>
+          <w:rFonts w:asciiTheme="minorHAnsi" w:hAnsiTheme="minorHAnsi"/>
+          <w:sz w:val="21"/>
+          <w:szCs w:val="21"/>
+        </w:rPr>
+      </w:pPr>
+      <w:r>
+        <w:rPr>
+          <w:rFonts w:asciiTheme="minorHAnsi" w:hAnsiTheme="minorHAnsi"/>
+          <w:b/>
+          <w:bCs/>
+          <w:sz w:val="21"/>
+          <w:szCs w:val="21"/>
+        </w:rPr>
+        <w:t>Client:</w:t>
+      </w:r>
+      <w:r>
+        <w:rPr>
+          <w:rFonts w:asciiTheme="minorHAnsi" w:hAnsiTheme="minorHAnsi"/>
+          <w:sz w:val="21"/>
+          <w:szCs w:val="21"/>
+        </w:rPr>
+        <w:t xml:space="preserve"> Zeya Social</w:t>
+      </w:r>
+    </w:p>
+    <w:p>
+      <w:pPr>
+        <w:spacing w:after="0"/>
+        <w:rPr>
+          <w:rFonts w:asciiTheme="minorHAnsi" w:hAnsiTheme="minorHAnsi"/>
+          <w:b/>
+          <w:bCs/>
+          <w:sz w:val="21"/>
+          <w:szCs w:val="21"/>
+          <w:lang w:val="en-US"/>
+        </w:rPr>
+      </w:pPr>
+    </w:p>
+    <w:p>
+      <w:pPr>
+        <w:spacing w:after="0"/>
+        <w:rPr>
+          <w:rFonts w:asciiTheme="minorHAnsi" w:hAnsiTheme="minorHAnsi"/>
+          <w:b/>
+          <w:bCs/>
+          <w:sz w:val="21"/>
+          <w:szCs w:val="21"/>
+        </w:rPr>
+      </w:pPr>
+      <w:r>
+        <w:rPr>
+          <w:rFonts w:asciiTheme="minorHAnsi" w:hAnsiTheme="minorHAnsi"/>
+          <w:b/>
+          <w:bCs/>
+          <w:sz w:val="21"/>
+          <w:szCs w:val="21"/>
+        </w:rPr>
+        <w:t>{{ROLE_TITLE}} | Philips Domestic Appliances (Versuni) | Amsterdam</w:t>
+      </w:r>
+      <w:r>
+        <w:rPr>
+          <w:rFonts w:asciiTheme="minorHAnsi" w:hAnsiTheme="minorHAnsi"/>
+          <w:b/>
+          <w:bCs/>
+          <w:sz w:val="21"/>
+          <w:szCs w:val="21"/>
+        </w:rPr>
+        <w:tab/>
+      </w:r>
+      <w:r>
+        <w:rPr>
+          <w:rFonts w:asciiTheme="minorHAnsi" w:hAnsiTheme="minorHAnsi"/>
+          <w:b/>
+          <w:bCs/>
+          <w:sz w:val="21"/>
+          <w:szCs w:val="21"/>
+        </w:rPr>
+        <w:tab/>
+      </w:r>
+      <w:r>
+        <w:rPr>
+          <w:rFonts w:asciiTheme="minorHAnsi" w:hAnsiTheme="minorHAnsi"/>
+          <w:b/>
+          <w:bCs/>
+          <w:sz w:val="21"/>
+          <w:szCs w:val="21"/>
+          <w:lang w:val="en-US"/>
+        </w:rPr>
+        <w:tab/>
+      </w:r>
+      <w:r>
+        <w:rPr>
+          <w:rFonts w:asciiTheme="minorHAnsi" w:hAnsiTheme="minorHAnsi"/>
+          <w:b/>
+          <w:bCs/>
+          <w:sz w:val="21"/>
+          <w:szCs w:val="21"/>
+          <w:lang w:val="en-US"/>
+        </w:rPr>
+        <w:tab/>
+      </w:r>
+      <w:r>
+        <w:rPr>
+          <w:rFonts w:asciiTheme="minorHAnsi" w:hAnsiTheme="minorHAnsi"/>
+          <w:b/>
+          <w:bCs/>
+          <w:sz w:val="21"/>
+          <w:szCs w:val="21"/>
+        </w:rPr>
+        <w:t xml:space="preserve">2021-2025                                     </w:t>
+      </w:r>
+    </w:p>
+    <w:p>
+      <w:pPr>
+        <w:pStyle w:val="ListParagraph"/>
+        <w:numPr>
+          <w:ilvl w:val="0"/>
+          <w:numId w:val="21"/>
+        </w:numPr>
+        <w:spacing w:after="0"/>
+        <w:rPr>
+          <w:rFonts w:asciiTheme="minorHAnsi" w:hAnsiTheme="minorHAnsi"/>
+          <w:sz w:val="21"/>
+          <w:szCs w:val="21"/>
+        </w:rPr>
+      </w:pPr>
+      <w:r>
+        <w:rPr>
+          <w:rFonts w:asciiTheme="minorHAnsi" w:hAnsiTheme="minorHAnsi"/>
+          <w:sz w:val="21"/>
+          <w:szCs w:val="21"/>
+        </w:rPr>
+        <w:t>{{VERSUNI_BULLET_1}}</w:t>
+      </w:r>
+    </w:p>
+    <w:p>
+      <w:pPr>
+        <w:pStyle w:val="ListParagraph"/>
+        <w:numPr>
+          <w:ilvl w:val="0"/>
+          <w:numId w:val="21"/>
+        </w:numPr>
+        <w:spacing w:after="0"/>
+        <w:rPr>
+          <w:rFonts w:asciiTheme="minorHAnsi" w:hAnsiTheme="minorHAnsi"/>
+          <w:sz w:val="21"/>
+          <w:szCs w:val="21"/>
+        </w:rPr>
+      </w:pPr>
+      <w:r>
+        <w:rPr>
+          <w:rFonts w:asciiTheme="minorHAnsi" w:hAnsiTheme="minorHAnsi"/>
+          <w:sz w:val="21"/>
+          <w:szCs w:val="21"/>
+        </w:rPr>
+        <w:t>{{VERSUNI_BULLET_2}}</w:t>
+      </w:r>
+    </w:p>
+    <w:p>
+      <w:pPr>
+        <w:pStyle w:val="ListParagraph"/>
+        <w:numPr>
+          <w:ilvl w:val="0"/>
+          <w:numId w:val="21"/>
+        </w:numPr>
+        <w:spacing w:after="0"/>
+        <w:rPr>
+          <w:rFonts w:asciiTheme="minorHAnsi" w:hAnsiTheme="minorHAnsi"/>
+          <w:sz w:val="21"/>
+          <w:szCs w:val="21"/>
+        </w:rPr>
+      </w:pPr>
+      <w:r>
+        <w:rPr>
+          <w:rFonts w:asciiTheme="minorHAnsi" w:hAnsiTheme="minorHAnsi"/>
+          <w:sz w:val="21"/>
+          <w:szCs w:val="21"/>
+        </w:rPr>
+        <w:t>{{VERSUNI_BULLET_3}}</w:t>
+      </w:r>
+    </w:p>
+    <w:p>
+      <w:pPr>
+        <w:pStyle w:val="ListParagraph"/>
+        <w:numPr>
+          <w:ilvl w:val="0"/>
+          <w:numId w:val="21"/>
+        </w:numPr>
+        <w:spacing w:after="0"/>
+        <w:rPr>
+          <w:rFonts w:asciiTheme="minorHAnsi" w:hAnsiTheme="minorHAnsi"/>
+          <w:sz w:val="21"/>
+          <w:szCs w:val="21"/>
+        </w:rPr>
+      </w:pPr>
+      <w:r>
+        <w:rPr>
+          <w:rFonts w:asciiTheme="minorHAnsi" w:hAnsiTheme="minorHAnsi"/>
+          <w:sz w:val="21"/>
+          <w:szCs w:val="21"/>
+        </w:rPr>
+        <w:t>{{VERSUNI_BULLET_4}}</w:t>
+      </w:r>
+    </w:p>
+    <w:p>
+      <w:pPr>
+        <w:pStyle w:val="ListParagraph"/>
+        <w:numPr>
+          <w:ilvl w:val="0"/>
+          <w:numId w:val="21"/>
+        </w:numPr>
+        <w:spacing w:after="0"/>
+        <w:rPr>
+          <w:rFonts w:asciiTheme="minorHAnsi" w:hAnsiTheme="minorHAnsi"/>
+          <w:sz w:val="21"/>
+          <w:szCs w:val="21"/>
+        </w:rPr>
+      </w:pPr>
+      <w:r>
+        <w:rPr>
+          <w:rFonts w:asciiTheme="minorHAnsi" w:hAnsiTheme="minorHAnsi"/>
+          <w:sz w:val="21"/>
+          <w:szCs w:val="21"/>
+        </w:rPr>
+        <w:t>{{VERSUNI_BULLET_5}}</w:t>
+      </w:r>
+    </w:p>
+    <w:p>
+      <w:pPr>
+        <w:pStyle w:val="ListParagraph"/>
+        <w:numPr>
+          <w:ilvl w:val="0"/>
+          <w:numId w:val="21"/>
+        </w:numPr>
+        <w:spacing w:after="0" w:line="276" w:lineRule="auto"/>
+        <w:rPr>
+          <w:rFonts w:asciiTheme="minorHAnsi" w:hAnsiTheme="minorHAnsi"/>
+          <w:sz w:val="21"/>
+          <w:szCs w:val="21"/>
+        </w:rPr>
+      </w:pPr>
+      <w:r>
+        <w:rPr>
+          <w:rFonts w:asciiTheme="minorHAnsi" w:hAnsiTheme="minorHAnsi"/>
+          <w:sz w:val="21"/>
+          <w:szCs w:val="21"/>
+        </w:rPr>
+        <w:t>{{VERSUNI_BULLET_</w:t>
+      </w:r>
+      <w:r>
+        <w:rPr>
+          <w:rFonts w:asciiTheme="minorHAnsi" w:hAnsiTheme="minorHAnsi"/>
+          <w:sz w:val="21"/>
+          <w:szCs w:val="21"/>
+          <w:lang w:val="en-US"/>
+        </w:rPr>
+        <w:t>6</w:t>
+      </w:r>
+      <w:r>
+        <w:rPr>
+          <w:rFonts w:asciiTheme="minorHAnsi" w:hAnsiTheme="minorHAnsi"/>
+          <w:sz w:val="21"/>
+          <w:szCs w:val="21"/>
+        </w:rPr>
+        <w:t>}}</w:t>
+      </w:r>
+    </w:p>
+    <w:p>
+      <w:pPr>
+        <w:pStyle w:val="ListParagraph"/>
+        <w:spacing w:after="0"/>
+        <w:rPr>
+          <w:rFonts w:asciiTheme="minorHAnsi" w:hAnsiTheme="minorHAnsi"/>
+          <w:sz w:val="21"/>
+          <w:szCs w:val="21"/>
+        </w:rPr>
+      </w:pPr>
+    </w:p>
+    <w:p>
+      <w:pPr>
+        <w:spacing w:after="0"/>
+        <w:rPr>
+          <w:rFonts w:asciiTheme="minorHAnsi" w:hAnsiTheme="minorHAnsi"/>
+          <w:b/>
+          <w:bCs/>
+          <w:sz w:val="21"/>
+          <w:szCs w:val="21"/>
+          <w:lang w:val="en-US"/>
+        </w:rPr>
+      </w:pPr>
+      <w:r>
+        <w:rPr>
+          <w:rFonts w:asciiTheme="minorHAnsi" w:hAnsiTheme="minorHAnsi"/>
+          <w:b/>
+          <w:bCs/>
+          <w:sz w:val="21"/>
+          <w:szCs w:val="21"/>
+        </w:rPr>
+        <w:t>{{ROLE_TITLE}}</w:t>
+      </w:r>
+      <w:r>
+        <w:rPr>
+          <w:rFonts w:asciiTheme="minorHAnsi" w:hAnsiTheme="minorHAnsi"/>
+          <w:b/>
+          <w:bCs/>
+          <w:sz w:val="21"/>
+          <w:szCs w:val="21"/>
+          <w:lang w:val="en-US"/>
+        </w:rPr>
+        <w:t xml:space="preserve"> </w:t>
+      </w:r>
+      <w:r>
+        <w:rPr>
+          <w:rFonts w:asciiTheme="minorHAnsi" w:hAnsiTheme="minorHAnsi"/>
+          <w:b/>
+          <w:bCs/>
+          <w:sz w:val="21"/>
+          <w:szCs w:val="21"/>
+        </w:rPr>
+        <w:t>| Royal Philips | Amsterdam</w:t>
+      </w:r>
+      <w:r>
+        <w:rPr>
+          <w:rFonts w:asciiTheme="minorHAnsi" w:hAnsiTheme="minorHAnsi"/>
+          <w:b/>
+          <w:bCs/>
+          <w:sz w:val="21"/>
+          <w:szCs w:val="21"/>
+        </w:rPr>
+        <w:tab/>
+      </w:r>
+      <w:r>
+        <w:rPr>
+          <w:rFonts w:asciiTheme="minorHAnsi" w:hAnsiTheme="minorHAnsi"/>
+          <w:b/>
+          <w:bCs/>
+          <w:sz w:val="21"/>
+          <w:szCs w:val="21"/>
+        </w:rPr>
+        <w:tab/>
+      </w:r>
+      <w:r>
+        <w:rPr>
+          <w:rFonts w:asciiTheme="minorHAnsi" w:hAnsiTheme="minorHAnsi"/>
+          <w:b/>
+          <w:bCs/>
+          <w:sz w:val="21"/>
+          <w:szCs w:val="21"/>
+        </w:rPr>
+        <w:tab/>
+      </w:r>
+      <w:r>
+        <w:rPr>
+          <w:rFonts w:asciiTheme="minorHAnsi" w:hAnsiTheme="minorHAnsi"/>
+          <w:b/>
+          <w:bCs/>
+          <w:sz w:val="21"/>
+          <w:szCs w:val="21"/>
+          <w:lang w:val="en-US"/>
+        </w:rPr>
+        <w:tab/>
+      </w:r>
+      <w:r>
+        <w:rPr>
+          <w:rFonts w:asciiTheme="minorHAnsi" w:hAnsiTheme="minorHAnsi"/>
+          <w:b/>
+          <w:bCs/>
+          <w:sz w:val="21"/>
+          <w:szCs w:val="21"/>
+          <w:lang w:val="en-US"/>
+        </w:rPr>
+        <w:tab/>
+      </w:r>
+      <w:r>
+        <w:rPr>
+          <w:rFonts w:asciiTheme="minorHAnsi" w:hAnsiTheme="minorHAnsi"/>
+          <w:b/>
+          <w:bCs/>
+          <w:sz w:val="21"/>
+          <w:szCs w:val="21"/>
+          <w:lang w:val="en-US"/>
+        </w:rPr>
+        <w:tab/>
+      </w:r>
+      <w:r>
+        <w:rPr>
+          <w:rFonts w:asciiTheme="minorHAnsi" w:hAnsiTheme="minorHAnsi"/>
+          <w:b/>
+          <w:bCs/>
+          <w:sz w:val="21"/>
+          <w:szCs w:val="21"/>
+        </w:rPr>
+        <w:tab/>
+        <w:t xml:space="preserve">2019-2021                                                               </w:t>
+      </w:r>
+    </w:p>
+    <w:p>
+      <w:pPr>
+        <w:pStyle w:val="ListParagraph"/>
+        <w:numPr>
+          <w:ilvl w:val="0"/>
+          <w:numId w:val="23"/>
+        </w:numPr>
+        <w:spacing w:after="0"/>
+        <w:rPr>
+          <w:rFonts w:asciiTheme="minorHAnsi" w:hAnsiTheme="minorHAnsi"/>
+          <w:sz w:val="21"/>
+          <w:szCs w:val="21"/>
+          <w:lang w:val="en-US"/>
+        </w:rPr>
+      </w:pPr>
+      <w:r>
+        <w:rPr>
+          <w:rFonts w:asciiTheme="minorHAnsi" w:hAnsiTheme="minorHAnsi"/>
+          <w:sz w:val="21"/>
+          <w:szCs w:val="21"/>
+        </w:rPr>
+        <w:t>{{PHILIPS_BULLET_1}}</w:t>
+      </w:r>
+    </w:p>
+    <w:p>
+      <w:pPr>
+        <w:pStyle w:val="ListParagraph"/>
+        <w:numPr>
+          <w:ilvl w:val="0"/>
+          <w:numId w:val="23"/>
+        </w:numPr>
+        <w:spacing w:after="0"/>
+        <w:rPr>
+          <w:rFonts w:asciiTheme="minorHAnsi" w:hAnsiTheme="minorHAnsi"/>
+          <w:sz w:val="21"/>
+          <w:szCs w:val="21"/>
+          <w:lang w:val="en-US"/>
+        </w:rPr>
+      </w:pPr>
+      <w:r>
+        <w:rPr>
+          <w:rFonts w:asciiTheme="minorHAnsi" w:hAnsiTheme="minorHAnsi"/>
+          <w:sz w:val="21"/>
+          <w:szCs w:val="21"/>
+        </w:rPr>
+        <w:t>{{PHILIPS_BULLET_2}}</w:t>
+      </w:r>
+    </w:p>
+    <w:p>
+      <w:pPr>
+        <w:spacing w:after="0"/>
+        <w:rPr>
+          <w:rFonts w:asciiTheme="minorHAnsi" w:hAnsiTheme="minorHAnsi"/>
+          <w:sz w:val="21"/>
+          <w:szCs w:val="21"/>
+          <w:lang w:val="en-US"/>
+        </w:rPr>
+      </w:pPr>
+    </w:p>
+    <w:p>
+      <w:pPr>
+        <w:pBdr>
+          <w:bottom w:val="single" w:sz="4" w:space="1" w:color="auto"/>
+        </w:pBdr>
+        <w:spacing w:after="0"/>
+        <w:rPr>
+          <w:rFonts w:asciiTheme="minorHAnsi" w:hAnsiTheme="minorHAnsi"/>
+          <w:b/>
+          <w:bCs/>
+        </w:rPr>
+      </w:pPr>
+      <w:r>
+        <w:rPr>
+          <w:rFonts w:asciiTheme="minorHAnsi" w:hAnsiTheme="minorHAnsi"/>
+          <w:b/>
+          <w:bCs/>
+        </w:rPr>
+        <w:t>AI &amp; Technical Exploration</w:t>
+      </w:r>
+    </w:p>
+    <w:p>
+      <w:pPr>
+        <w:pStyle w:val="ListParagraph"/>
+        <w:numPr>
+          <w:ilvl w:val="0"/>
+          <w:numId w:val="25"/>
+        </w:numPr>
+        <w:spacing w:after="0"/>
+        <w:rPr>
+          <w:rFonts w:asciiTheme="minorHAnsi" w:hAnsiTheme="minorHAnsi"/>
+          <w:sz w:val="21"/>
+          <w:szCs w:val="21"/>
+          <w:lang w:val="en-US"/>
+        </w:rPr>
+      </w:pPr>
+      <w:r>
+        <w:rPr>
+          <w:rFonts w:asciiTheme="minorHAnsi" w:hAnsiTheme="minorHAnsi"/>
+          <w:sz w:val="21"/>
+          <w:szCs w:val="21"/>
+        </w:rPr>
+        <w:t xml:space="preserve">Built </w:t>
+      </w:r>
+      <w:r>
+        <w:rPr>
+          <w:rFonts w:asciiTheme="minorHAnsi" w:hAnsiTheme="minorHAnsi"/>
+          <w:sz w:val="21"/>
+          <w:szCs w:val="21"/>
+          <w:lang w:val="en-US"/>
+        </w:rPr>
+        <w:t xml:space="preserve">a few AI </w:t>
+      </w:r>
+      <w:r>
+        <w:rPr>
+          <w:rFonts w:asciiTheme="minorHAnsi" w:hAnsiTheme="minorHAnsi"/>
+          <w:sz w:val="21"/>
+          <w:szCs w:val="21"/>
+        </w:rPr>
+        <w:t>agent</w:t>
+      </w:r>
+      <w:r>
+        <w:rPr>
+          <w:rFonts w:asciiTheme="minorHAnsi" w:hAnsiTheme="minorHAnsi"/>
+          <w:sz w:val="21"/>
+          <w:szCs w:val="21"/>
+          <w:lang w:val="en-US"/>
+        </w:rPr>
+        <w:t>s</w:t>
+      </w:r>
+      <w:r>
+        <w:rPr>
+          <w:rFonts w:asciiTheme="minorHAnsi" w:hAnsiTheme="minorHAnsi"/>
+          <w:sz w:val="21"/>
+          <w:szCs w:val="21"/>
+        </w:rPr>
+        <w:t xml:space="preserve"> to explore AI-powered workflows and tools. Link on </w:t>
+      </w:r>
+      <w:hyperlink r:id="rId12" w:history="1">
+        <w:r>
+          <w:rPr>
+            <w:rStyle w:val="Hyperlink"/>
+            <w:rFonts w:asciiTheme="minorHAnsi" w:hAnsiTheme="minorHAnsi" w:cs="Calibri"/>
+            <w:sz w:val="21"/>
+            <w:szCs w:val="21"/>
+          </w:rPr>
+          <w:t>Git</w:t>
+        </w:r>
+        <w:r>
+          <w:rPr>
+            <w:rStyle w:val="Hyperlink"/>
+            <w:rFonts w:asciiTheme="minorHAnsi" w:hAnsiTheme="minorHAnsi" w:cs="Calibri"/>
+            <w:sz w:val="21"/>
+            <w:szCs w:val="21"/>
+            <w:lang w:val="en-US"/>
+          </w:rPr>
+          <w:t>H</w:t>
+        </w:r>
+        <w:r>
+          <w:rPr>
+            <w:rStyle w:val="Hyperlink"/>
+            <w:rFonts w:asciiTheme="minorHAnsi" w:hAnsiTheme="minorHAnsi" w:cs="Calibri"/>
             <w:sz w:val="21"/>
             <w:szCs w:val="21"/>
           </w:rPr>
@@ -1102,38 +1202,38 @@
         <w:pStyle w:val="ListParagraph"/>
         <w:numPr>
           <w:ilvl w:val="0"/>
-          <w:numId w:val="24"/>
+          <w:numId w:val="25"/>
         </w:numPr>
-        <w:spacing w:after="0"/>
-        <w:rPr>
-          <w:sz w:val="21"/>
-          <w:szCs w:val="21"/>
-          <w:lang w:val="en-US"/>
-        </w:rPr>
-      </w:pPr>
-      <w:r>
-        <w:rPr>
-          <w:sz w:val="21"/>
-          <w:szCs w:val="21"/>
-          <w:lang w:val="en-US"/>
-        </w:rPr>
-        <w:t xml:space="preserve">German </w:t>
-      </w:r>
-      <w:r>
-        <w:rPr>
-          <w:sz w:val="21"/>
-          <w:szCs w:val="21"/>
-          <w:lang w:val="en-US"/>
-        </w:rPr>
-        <w:t>Vocabulary</w:t>
-      </w:r>
-      <w:r>
-        <w:rPr>
-          <w:sz w:val="21"/>
-          <w:szCs w:val="21"/>
-          <w:lang w:val="en-US"/>
-        </w:rPr>
-        <w:t xml:space="preserve"> &amp; C1 Exam Preparator</w:t>
+        <w:spacing w:before="40" w:after="40" w:line="240" w:lineRule="auto"/>
+        <w:contextualSpacing w:val="0"/>
+        <w:rPr>
+          <w:rFonts w:asciiTheme="minorHAnsi" w:hAnsiTheme="minorHAnsi"/>
+        </w:rPr>
+      </w:pPr>
+      <w:r>
+        <w:rPr>
+          <w:rFonts w:asciiTheme="minorHAnsi" w:eastAsia="Arial" w:hAnsiTheme="minorHAnsi" w:cs="Arial"/>
+          <w:sz w:val="20"/>
+          <w:szCs w:val="20"/>
+        </w:rPr>
+        <w:t>Actively experiment with AI models (Claude, GPT-4, Gemini), prompt engineering, and automation stacks (</w:t>
+      </w:r>
+      <w:r>
+        <w:rPr>
+          <w:rFonts w:asciiTheme="minorHAnsi" w:eastAsia="Arial" w:hAnsiTheme="minorHAnsi" w:cs="Arial"/>
+          <w:sz w:val="20"/>
+          <w:szCs w:val="20"/>
+          <w:lang w:val="en-US"/>
+        </w:rPr>
+        <w:t>n8n</w:t>
+      </w:r>
+      <w:r>
+        <w:rPr>
+          <w:rFonts w:asciiTheme="minorHAnsi" w:eastAsia="Arial" w:hAnsiTheme="minorHAnsi" w:cs="Arial"/>
+          <w:sz w:val="20"/>
+          <w:szCs w:val="20"/>
+        </w:rPr>
+        <w:t xml:space="preserve"> + HubSpot + AI) for real workflow problems</w:t>
       </w:r>
     </w:p>
     <w:p>
@@ -1141,62 +1241,30 @@
         <w:pStyle w:val="ListParagraph"/>
         <w:numPr>
           <w:ilvl w:val="0"/>
-          <w:numId w:val="24"/>
+          <w:numId w:val="25"/>
         </w:numPr>
-        <w:spacing w:after="0"/>
-        <w:rPr>
-          <w:sz w:val="21"/>
-          <w:szCs w:val="21"/>
-          <w:lang w:val="en-US"/>
-        </w:rPr>
-      </w:pPr>
-      <w:r>
-        <w:rPr>
-          <w:sz w:val="21"/>
-          <w:szCs w:val="21"/>
-          <w:lang w:val="en-US"/>
-        </w:rPr>
-        <w:t xml:space="preserve">Job Search Master </w:t>
+        <w:spacing w:before="40" w:after="40" w:line="240" w:lineRule="auto"/>
+        <w:contextualSpacing w:val="0"/>
+        <w:rPr>
+          <w:rFonts w:asciiTheme="minorHAnsi" w:hAnsiTheme="minorHAnsi"/>
+        </w:rPr>
+      </w:pPr>
+      <w:r>
+        <w:rPr>
+          <w:rFonts w:asciiTheme="minorHAnsi" w:eastAsia="Arial" w:hAnsiTheme="minorHAnsi" w:cs="Arial"/>
+          <w:sz w:val="20"/>
+          <w:szCs w:val="20"/>
+        </w:rPr>
+        <w:t>Comfortable working with APIs, CMS integrations (Adobe Experience Manager, Squarespace), and no-code automation tools to build and iterate fast</w:t>
       </w:r>
     </w:p>
     <w:p>
       <w:pPr>
-        <w:pStyle w:val="ListParagraph"/>
-        <w:numPr>
-          <w:ilvl w:val="0"/>
-          <w:numId w:val="24"/>
-        </w:numPr>
         <w:spacing w:after="0"/>
         <w:rPr>
-          <w:sz w:val="21"/>
-          <w:szCs w:val="21"/>
-          <w:lang w:val="en-US"/>
-        </w:rPr>
-      </w:pPr>
-      <w:r>
-        <w:rPr>
-          <w:sz w:val="21"/>
-          <w:szCs w:val="21"/>
-          <w:lang w:val="en-US"/>
-        </w:rPr>
-        <w:t>LinkedIn</w:t>
-      </w:r>
-      <w:r>
-        <w:rPr>
-          <w:sz w:val="21"/>
-          <w:szCs w:val="21"/>
-          <w:lang w:val="en-US"/>
-        </w:rPr>
-        <w:t xml:space="preserve"> Connection Automation</w:t>
-      </w:r>
-    </w:p>
-    <w:p>
-      <w:pPr>
-        <w:spacing w:after="0"/>
-        <w:rPr>
-          <w:sz w:val="21"/>
-          <w:szCs w:val="21"/>
-          <w:lang w:val="en-US"/>
+          <w:rFonts w:asciiTheme="minorHAnsi" w:hAnsiTheme="minorHAnsi"/>
+          <w:sz w:val="21"/>
+          <w:szCs w:val="21"/>
         </w:rPr>
       </w:pPr>
     </w:p>
@@ -1207,6 +1275,7 @@
         </w:pBdr>
         <w:spacing w:after="0"/>
         <w:rPr>
+          <w:rFonts w:asciiTheme="minorHAnsi" w:hAnsiTheme="minorHAnsi"/>
           <w:b/>
           <w:bCs/>
           <w:lang w:val="en-US"/>
@@ -1214,6 +1283,7 @@
       </w:pPr>
       <w:r>
         <w:rPr>
+          <w:rFonts w:asciiTheme="minorHAnsi" w:hAnsiTheme="minorHAnsi"/>
           <w:b/>
           <w:bCs/>
         </w:rPr>
@@ -1221,6 +1291,7 @@
       </w:r>
       <w:r>
         <w:rPr>
+          <w:rFonts w:asciiTheme="minorHAnsi" w:hAnsiTheme="minorHAnsi"/>
           <w:b/>
           <w:bCs/>
           <w:lang w:val="en-US"/>
@@ -1232,12 +1303,15 @@
       <w:pPr>
         <w:spacing w:after="0"/>
         <w:rPr>
-          <w:sz w:val="21"/>
-          <w:szCs w:val="21"/>
-        </w:rPr>
-      </w:pPr>
-      <w:r>
-        <w:rPr>
+          <w:rFonts w:asciiTheme="minorHAnsi" w:hAnsiTheme="minorHAnsi"/>
+          <w:sz w:val="21"/>
+          <w:szCs w:val="21"/>
+          <w:lang w:val="en-US"/>
+        </w:rPr>
+      </w:pPr>
+      <w:r>
+        <w:rPr>
+          <w:rFonts w:asciiTheme="minorHAnsi" w:hAnsiTheme="minorHAnsi"/>
           <w:b/>
           <w:bCs/>
           <w:i/>
@@ -1249,23 +1323,60 @@
       </w:r>
       <w:r>
         <w:rPr>
+          <w:rFonts w:asciiTheme="minorHAnsi" w:hAnsiTheme="minorHAnsi"/>
           <w:sz w:val="21"/>
           <w:szCs w:val="21"/>
         </w:rPr>
         <w:t xml:space="preserve"> Web Management &amp; SEO | CRM Campaign Management | Analytics &amp; Reporting | Cross-functional Project Management | UX | A/B Testing | International Stakeholder Management</w:t>
+      </w:r>
+      <w:r>
+        <w:rPr>
+          <w:rFonts w:asciiTheme="minorHAnsi" w:hAnsiTheme="minorHAnsi"/>
+          <w:sz w:val="21"/>
+          <w:szCs w:val="21"/>
+          <w:lang w:val="en-US"/>
+        </w:rPr>
+        <w:t xml:space="preserve"> </w:t>
+      </w:r>
+      <w:r>
+        <w:rPr>
+          <w:rFonts w:asciiTheme="minorHAnsi" w:hAnsiTheme="minorHAnsi"/>
+          <w:sz w:val="21"/>
+          <w:szCs w:val="21"/>
+        </w:rPr>
+        <w:t>|</w:t>
+      </w:r>
+      <w:r>
+        <w:rPr>
+          <w:rFonts w:asciiTheme="minorHAnsi" w:hAnsiTheme="minorHAnsi"/>
+          <w:sz w:val="21"/>
+          <w:szCs w:val="21"/>
+          <w:lang w:val="en-US"/>
+        </w:rPr>
+        <w:t xml:space="preserve"> </w:t>
+      </w:r>
+      <w:r>
+        <w:rPr>
+          <w:rFonts w:asciiTheme="minorHAnsi" w:eastAsia="Arial" w:hAnsiTheme="minorHAnsi" w:cs="Arial"/>
+          <w:sz w:val="20"/>
+          <w:szCs w:val="20"/>
+        </w:rPr>
+        <w:t>AI workflow design &amp; automation</w:t>
       </w:r>
     </w:p>
     <w:p>
       <w:pPr>
         <w:spacing w:after="0"/>
         <w:rPr>
-          <w:sz w:val="21"/>
-          <w:szCs w:val="21"/>
-          <w:lang w:val="en-US"/>
-        </w:rPr>
-      </w:pPr>
-      <w:r>
-        <w:rPr>
+          <w:rFonts w:asciiTheme="minorHAnsi" w:hAnsiTheme="minorHAnsi"/>
+          <w:sz w:val="21"/>
+          <w:szCs w:val="21"/>
+          <w:lang w:val="en-US"/>
+        </w:rPr>
+      </w:pPr>
+      <w:r>
+        <w:rPr>
+          <w:rFonts w:asciiTheme="minorHAnsi" w:hAnsiTheme="minorHAnsi"/>
           <w:b/>
           <w:bCs/>
           <w:i/>
@@ -1277,6 +1388,7 @@
       </w:r>
       <w:r>
         <w:rPr>
+          <w:rFonts w:asciiTheme="minorHAnsi" w:hAnsiTheme="minorHAnsi"/>
           <w:sz w:val="21"/>
           <w:szCs w:val="21"/>
         </w:rPr>
@@ -1284,6 +1396,7 @@
       </w:r>
       <w:r>
         <w:rPr>
+          <w:rFonts w:asciiTheme="minorHAnsi" w:hAnsiTheme="minorHAnsi"/>
           <w:sz w:val="21"/>
           <w:szCs w:val="21"/>
           <w:lang w:val="en-US"/>
@@ -1292,6 +1405,7 @@
       </w:r>
       <w:r>
         <w:rPr>
+          <w:rFonts w:asciiTheme="minorHAnsi" w:hAnsiTheme="minorHAnsi"/>
           <w:sz w:val="21"/>
           <w:szCs w:val="21"/>
         </w:rPr>
@@ -1305,13 +1419,15 @@
         </w:tabs>
         <w:spacing w:after="0"/>
         <w:rPr>
-          <w:sz w:val="21"/>
-          <w:szCs w:val="21"/>
-          <w:lang w:val="en-US"/>
-        </w:rPr>
-      </w:pPr>
-      <w:r>
-        <w:rPr>
+          <w:rFonts w:asciiTheme="minorHAnsi" w:hAnsiTheme="minorHAnsi"/>
+          <w:sz w:val="21"/>
+          <w:szCs w:val="21"/>
+          <w:lang w:val="en-US"/>
+        </w:rPr>
+      </w:pPr>
+      <w:r>
+        <w:rPr>
+          <w:rFonts w:asciiTheme="minorHAnsi" w:hAnsiTheme="minorHAnsi"/>
           <w:b/>
           <w:bCs/>
           <w:i/>
@@ -1324,22 +1440,16 @@
       </w:r>
       <w:r>
         <w:rPr>
-          <w:sz w:val="21"/>
-          <w:szCs w:val="21"/>
-          <w:lang w:val="en-US"/>
-        </w:rPr>
-        <w:t xml:space="preserve"> Foundation</w:t>
-      </w:r>
-      <w:r>
-        <w:rPr>
-          <w:sz w:val="21"/>
-          <w:szCs w:val="21"/>
-          <w:lang w:val="en-US"/>
-        </w:rPr>
-        <w:t xml:space="preserve">s of User Experience (UX) Design, Google </w:t>
-      </w:r>
-      <w:r>
-        <w:rPr>
+          <w:rFonts w:asciiTheme="minorHAnsi" w:hAnsiTheme="minorHAnsi"/>
+          <w:sz w:val="21"/>
+          <w:szCs w:val="21"/>
+          <w:lang w:val="en-US"/>
+        </w:rPr>
+        <w:t xml:space="preserve"> Foundations of User Experience (UX) Design, Google </w:t>
+      </w:r>
+      <w:r>
+        <w:rPr>
+          <w:rFonts w:asciiTheme="minorHAnsi" w:hAnsiTheme="minorHAnsi"/>
           <w:sz w:val="21"/>
           <w:szCs w:val="21"/>
         </w:rPr>
@@ -1347,46 +1457,16 @@
       </w:r>
       <w:r>
         <w:rPr>
-          <w:sz w:val="21"/>
-          <w:szCs w:val="21"/>
-          <w:lang w:val="en-US"/>
-        </w:rPr>
-        <w:t xml:space="preserve"> </w:t>
-      </w:r>
-      <w:r>
-        <w:rPr>
-          <w:sz w:val="21"/>
-          <w:szCs w:val="21"/>
-          <w:lang w:val="en-US"/>
-        </w:rPr>
-        <w:t>Professional Diploma in Digital Marketing</w:t>
-      </w:r>
-      <w:r>
-        <w:rPr>
-          <w:sz w:val="21"/>
-          <w:szCs w:val="21"/>
-          <w:lang w:val="en-US"/>
-        </w:rPr>
-        <w:t xml:space="preserve">, </w:t>
-      </w:r>
-      <w:r>
-        <w:rPr>
-          <w:sz w:val="21"/>
-          <w:szCs w:val="21"/>
-          <w:lang w:val="en-US"/>
-        </w:rPr>
-        <w:t>Digital Marketing Institute</w:t>
-      </w:r>
-      <w:r>
-        <w:rPr>
-          <w:sz w:val="21"/>
-          <w:szCs w:val="21"/>
-          <w:lang w:val="en-US"/>
-        </w:rPr>
-        <w:t xml:space="preserve"> </w:t>
-      </w:r>
-      <w:r>
-        <w:rPr>
+          <w:rFonts w:asciiTheme="minorHAnsi" w:hAnsiTheme="minorHAnsi"/>
+          <w:sz w:val="21"/>
+          <w:szCs w:val="21"/>
+          <w:lang w:val="en-US"/>
+        </w:rPr>
+        <w:t xml:space="preserve"> Professional Diploma in Digital Marketing, Digital Marketing Institute </w:t>
+      </w:r>
+      <w:r>
+        <w:rPr>
+          <w:rFonts w:asciiTheme="minorHAnsi" w:hAnsiTheme="minorHAnsi"/>
           <w:sz w:val="21"/>
           <w:szCs w:val="21"/>
         </w:rPr>
@@ -1394,30 +1474,16 @@
       </w:r>
       <w:r>
         <w:rPr>
-          <w:sz w:val="21"/>
-          <w:szCs w:val="21"/>
-          <w:lang w:val="en-US"/>
-        </w:rPr>
-        <w:t xml:space="preserve"> Value Proposition Creation, </w:t>
-      </w:r>
-      <w:r>
-        <w:rPr>
-          <w:sz w:val="21"/>
-          <w:szCs w:val="21"/>
-          <w:lang w:val="en-US"/>
-        </w:rPr>
-        <w:t xml:space="preserve">Royal </w:t>
-      </w:r>
-      <w:r>
-        <w:rPr>
-          <w:sz w:val="21"/>
-          <w:szCs w:val="21"/>
-          <w:lang w:val="en-US"/>
-        </w:rPr>
-        <w:t xml:space="preserve">Philips </w:t>
-      </w:r>
-      <w:r>
-        <w:rPr>
+          <w:rFonts w:asciiTheme="minorHAnsi" w:hAnsiTheme="minorHAnsi"/>
+          <w:sz w:val="21"/>
+          <w:szCs w:val="21"/>
+          <w:lang w:val="en-US"/>
+        </w:rPr>
+        <w:t xml:space="preserve"> Value Proposition Creation, Royal Philips </w:t>
+      </w:r>
+      <w:r>
+        <w:rPr>
+          <w:rFonts w:asciiTheme="minorHAnsi" w:hAnsiTheme="minorHAnsi"/>
           <w:sz w:val="21"/>
           <w:szCs w:val="21"/>
         </w:rPr>
@@ -1425,6 +1491,7 @@
       </w:r>
       <w:r>
         <w:rPr>
+          <w:rFonts w:asciiTheme="minorHAnsi" w:hAnsiTheme="minorHAnsi"/>
           <w:sz w:val="21"/>
           <w:szCs w:val="21"/>
           <w:lang w:val="en-US"/>
@@ -1433,6 +1500,7 @@
       </w:r>
       <w:r>
         <w:rPr>
+          <w:rFonts w:asciiTheme="minorHAnsi" w:hAnsiTheme="minorHAnsi"/>
           <w:sz w:val="21"/>
           <w:szCs w:val="21"/>
         </w:rPr>
@@ -1440,33 +1508,19 @@
       </w:r>
       <w:r>
         <w:rPr>
-          <w:sz w:val="21"/>
-          <w:szCs w:val="21"/>
-          <w:lang w:val="en-US"/>
-        </w:rPr>
-        <w:t xml:space="preserve"> Problem Solving Boot Camp, </w:t>
-      </w:r>
-      <w:r>
-        <w:rPr>
-          <w:sz w:val="21"/>
-          <w:szCs w:val="21"/>
-          <w:lang w:val="en-US"/>
-        </w:rPr>
-        <w:t xml:space="preserve">Royal </w:t>
-      </w:r>
-      <w:r>
-        <w:rPr>
-          <w:sz w:val="21"/>
-          <w:szCs w:val="21"/>
-          <w:lang w:val="en-US"/>
-        </w:rPr>
-        <w:t>Philips</w:t>
+          <w:rFonts w:asciiTheme="minorHAnsi" w:hAnsiTheme="minorHAnsi"/>
+          <w:sz w:val="21"/>
+          <w:szCs w:val="21"/>
+          <w:lang w:val="en-US"/>
+        </w:rPr>
+        <w:t xml:space="preserve"> Problem Solving Boot Camp, Royal Philips</w:t>
       </w:r>
     </w:p>
     <w:p>
       <w:pPr>
         <w:spacing w:after="0"/>
         <w:rPr>
+          <w:rFonts w:asciiTheme="minorHAnsi" w:hAnsiTheme="minorHAnsi"/>
           <w:sz w:val="21"/>
           <w:szCs w:val="21"/>
           <w:lang w:val="en-US"/>
@@ -1480,12 +1534,14 @@
         </w:pBdr>
         <w:spacing w:after="0"/>
         <w:rPr>
+          <w:rFonts w:asciiTheme="minorHAnsi" w:hAnsiTheme="minorHAnsi"/>
           <w:b/>
           <w:bCs/>
         </w:rPr>
       </w:pPr>
       <w:r>
         <w:rPr>
+          <w:rFonts w:asciiTheme="minorHAnsi" w:hAnsiTheme="minorHAnsi"/>
           <w:b/>
           <w:bCs/>
         </w:rPr>
@@ -1496,16 +1552,19 @@
       <w:pPr>
         <w:spacing w:after="0"/>
         <w:rPr>
-          <w:sz w:val="21"/>
-          <w:szCs w:val="21"/>
-          <w:lang w:val="en-US"/>
-        </w:rPr>
-      </w:pPr>
-      <w:r>
-        <w:rPr>
-          <w:sz w:val="21"/>
-          <w:szCs w:val="21"/>
-        </w:rPr>
+          <w:rFonts w:asciiTheme="minorHAnsi" w:hAnsiTheme="minorHAnsi"/>
+          <w:sz w:val="21"/>
+          <w:szCs w:val="21"/>
+          <w:lang w:val="en-US"/>
+        </w:rPr>
+      </w:pPr>
+      <w:r>
+        <w:rPr>
+          <w:rFonts w:asciiTheme="minorHAnsi" w:hAnsiTheme="minorHAnsi"/>
+          <w:sz w:val="21"/>
+          <w:szCs w:val="21"/>
+        </w:rPr>
+        <w:lastRenderedPageBreak/>
         <w:t>Mandarin Chinese (Native) | Cantonese Chinese (Native) | English (Fluent) | Dutch (B1) | German (B1, taking B2 courses)</w:t>
       </w:r>
     </w:p>
@@ -1513,6 +1572,7 @@
       <w:pPr>
         <w:spacing w:after="0"/>
         <w:rPr>
+          <w:rFonts w:asciiTheme="minorHAnsi" w:hAnsiTheme="minorHAnsi"/>
           <w:sz w:val="21"/>
           <w:szCs w:val="21"/>
           <w:lang w:val="en-US"/>
@@ -1526,16 +1586,17 @@
         </w:pBdr>
         <w:spacing w:after="0"/>
         <w:rPr>
+          <w:rFonts w:asciiTheme="minorHAnsi" w:hAnsiTheme="minorHAnsi"/>
           <w:b/>
           <w:bCs/>
         </w:rPr>
       </w:pPr>
       <w:r>
         <w:rPr>
+          <w:rFonts w:asciiTheme="minorHAnsi" w:hAnsiTheme="minorHAnsi"/>
           <w:b/>
           <w:bCs/>
         </w:rPr>
-        <w:lastRenderedPageBreak/>
         <w:t>Education</w:t>
       </w:r>
     </w:p>
@@ -1543,12 +1604,14 @@
       <w:pPr>
         <w:spacing w:after="0"/>
         <w:rPr>
-          <w:sz w:val="21"/>
-          <w:szCs w:val="21"/>
-        </w:rPr>
-      </w:pPr>
-      <w:r>
-        <w:rPr>
+          <w:rFonts w:asciiTheme="minorHAnsi" w:hAnsiTheme="minorHAnsi"/>
+          <w:sz w:val="21"/>
+          <w:szCs w:val="21"/>
+        </w:rPr>
+      </w:pPr>
+      <w:r>
+        <w:rPr>
+          <w:rFonts w:asciiTheme="minorHAnsi" w:hAnsiTheme="minorHAnsi"/>
           <w:sz w:val="21"/>
           <w:szCs w:val="21"/>
         </w:rPr>
@@ -1556,6 +1619,7 @@
       </w:r>
       <w:r>
         <w:rPr>
+          <w:rFonts w:asciiTheme="minorHAnsi" w:hAnsiTheme="minorHAnsi"/>
           <w:sz w:val="21"/>
           <w:szCs w:val="21"/>
           <w:lang w:val="en-US"/>
@@ -1564,6 +1628,7 @@
       </w:r>
       <w:r>
         <w:rPr>
+          <w:rFonts w:asciiTheme="minorHAnsi" w:hAnsiTheme="minorHAnsi"/>
           <w:sz w:val="21"/>
           <w:szCs w:val="21"/>
         </w:rPr>
@@ -1574,25 +1639,36 @@
       <w:pPr>
         <w:spacing w:after="0"/>
         <w:rPr>
-          <w:sz w:val="21"/>
-          <w:szCs w:val="21"/>
-        </w:rPr>
-      </w:pPr>
-      <w:r>
-        <w:rPr>
+          <w:rFonts w:asciiTheme="minorHAnsi" w:hAnsiTheme="minorHAnsi"/>
+          <w:sz w:val="21"/>
+          <w:szCs w:val="21"/>
+        </w:rPr>
+      </w:pPr>
+      <w:r>
+        <w:rPr>
+          <w:rFonts w:asciiTheme="minorHAnsi" w:hAnsiTheme="minorHAnsi"/>
           <w:sz w:val="21"/>
           <w:szCs w:val="21"/>
         </w:rPr>
         <w:t>MA in Linguistics | Shanghai International Studies University | China</w:t>
       </w:r>
+    </w:p>
+    <w:p>
+      <w:pPr>
+        <w:spacing w:after="0"/>
+        <w:rPr>
+          <w:sz w:val="21"/>
+          <w:szCs w:val="21"/>
+        </w:rPr>
+      </w:pPr>
     </w:p>
     <w:sectPr>
-      <w:headerReference w:type="even" r:id="rId12"/>
-      <w:headerReference w:type="default" r:id="rId13"/>
-      <w:footerReference w:type="even" r:id="rId14"/>
-      <w:footerReference w:type="default" r:id="rId15"/>
-      <w:headerReference w:type="first" r:id="rId16"/>
-      <w:footerReference w:type="first" r:id="rId17"/>
+      <w:headerReference w:type="even" r:id="rId13"/>
+      <w:headerReference w:type="default" r:id="rId14"/>
+      <w:footerReference w:type="even" r:id="rId15"/>
+      <w:footerReference w:type="default" r:id="rId16"/>
+      <w:headerReference w:type="first" r:id="rId17"/>
+      <w:footerReference w:type="first" r:id="rId18"/>
       <w:pgSz w:w="11906" w:h="16838"/>
       <w:pgMar w:top="720" w:right="1008" w:bottom="720" w:left="1008" w:header="720" w:footer="720" w:gutter="0"/>
       <w:cols w:space="720"/>
@@ -3174,6 +3250,119 @@
     </w:lvl>
   </w:abstractNum>
   <w:abstractNum w:abstractNumId="13" w15:restartNumberingAfterBreak="0">
+    <w:nsid w:val="44453AEA"/>
+    <w:multiLevelType w:val="hybridMultilevel"/>
+    <w:tmpl w:val="B322D608"/>
+    <w:lvl w:ilvl="0" w:tplc="10000001">
+      <w:start w:val="1"/>
+      <w:numFmt w:val="bullet"/>
+      <w:lvlText w:val=""/>
+      <w:lvlJc w:val="left"/>
+      <w:pPr>
+        <w:ind w:left="360" w:hanging="360"/>
+      </w:pPr>
+      <w:rPr>
+        <w:rFonts w:ascii="Symbol" w:hAnsi="Symbol" w:hint="default"/>
+      </w:rPr>
+    </w:lvl>
+    <w:lvl w:ilvl="1" w:tplc="10000003" w:tentative="1">
+      <w:start w:val="1"/>
+      <w:numFmt w:val="bullet"/>
+      <w:lvlText w:val="o"/>
+      <w:lvlJc w:val="left"/>
+      <w:pPr>
+        <w:ind w:left="1080" w:hanging="360"/>
+      </w:pPr>
+      <w:rPr>
+        <w:rFonts w:ascii="Courier New" w:hAnsi="Courier New" w:cs="Courier New" w:hint="default"/>
+      </w:rPr>
+    </w:lvl>
+    <w:lvl w:ilvl="2" w:tplc="10000005" w:tentative="1">
+      <w:start w:val="1"/>
+      <w:numFmt w:val="bullet"/>
+      <w:lvlText w:val=""/>
+      <w:lvlJc w:val="left"/>
+      <w:pPr>
+        <w:ind w:left="1800" w:hanging="360"/>
+      </w:pPr>
+      <w:rPr>
+        <w:rFonts w:ascii="Wingdings" w:hAnsi="Wingdings" w:hint="default"/>
+      </w:rPr>
+    </w:lvl>
+    <w:lvl w:ilvl="3" w:tplc="10000001" w:tentative="1">
+      <w:start w:val="1"/>
+      <w:numFmt w:val="bullet"/>
+      <w:lvlText w:val=""/>
+      <w:lvlJc w:val="left"/>
+      <w:pPr>
+        <w:ind w:left="2520" w:hanging="360"/>
+      </w:pPr>
+      <w:rPr>
+        <w:rFonts w:ascii="Symbol" w:hAnsi="Symbol" w:hint="default"/>
+      </w:rPr>
+    </w:lvl>
+    <w:lvl w:ilvl="4" w:tplc="10000003" w:tentative="1">
+      <w:start w:val="1"/>
+      <w:numFmt w:val="bullet"/>
+      <w:lvlText w:val="o"/>
+      <w:lvlJc w:val="left"/>
+      <w:pPr>
+        <w:ind w:left="3240" w:hanging="360"/>
+      </w:pPr>
+      <w:rPr>
+        <w:rFonts w:ascii="Courier New" w:hAnsi="Courier New" w:cs="Courier New" w:hint="default"/>
+      </w:rPr>
+    </w:lvl>
+    <w:lvl w:ilvl="5" w:tplc="10000005" w:tentative="1">
+      <w:start w:val="1"/>
+      <w:numFmt w:val="bullet"/>
+      <w:lvlText w:val=""/>
+      <w:lvlJc w:val="left"/>
+      <w:pPr>
+        <w:ind w:left="3960" w:hanging="360"/>
+      </w:pPr>
+      <w:rPr>
+        <w:rFonts w:ascii="Wingdings" w:hAnsi="Wingdings" w:hint="default"/>
+      </w:rPr>
+    </w:lvl>
+    <w:lvl w:ilvl="6" w:tplc="10000001" w:tentative="1">
+      <w:start w:val="1"/>
+      <w:numFmt w:val="bullet"/>
+      <w:lvlText w:val=""/>
+      <w:lvlJc w:val="left"/>
+      <w:pPr>
+        <w:ind w:left="4680" w:hanging="360"/>
+      </w:pPr>
+      <w:rPr>
+        <w:rFonts w:ascii="Symbol" w:hAnsi="Symbol" w:hint="default"/>
+      </w:rPr>
+    </w:lvl>
+    <w:lvl w:ilvl="7" w:tplc="10000003" w:tentative="1">
+      <w:start w:val="1"/>
+      <w:numFmt w:val="bullet"/>
+      <w:lvlText w:val="o"/>
+      <w:lvlJc w:val="left"/>
+      <w:pPr>
+        <w:ind w:left="5400" w:hanging="360"/>
+      </w:pPr>
+      <w:rPr>
+        <w:rFonts w:ascii="Courier New" w:hAnsi="Courier New" w:cs="Courier New" w:hint="default"/>
+      </w:rPr>
+    </w:lvl>
+    <w:lvl w:ilvl="8" w:tplc="10000005" w:tentative="1">
+      <w:start w:val="1"/>
+      <w:numFmt w:val="bullet"/>
+      <w:lvlText w:val=""/>
+      <w:lvlJc w:val="left"/>
+      <w:pPr>
+        <w:ind w:left="6120" w:hanging="360"/>
+      </w:pPr>
+      <w:rPr>
+        <w:rFonts w:ascii="Wingdings" w:hAnsi="Wingdings" w:hint="default"/>
+      </w:rPr>
+    </w:lvl>
+  </w:abstractNum>
+  <w:abstractNum w:abstractNumId="14" w15:restartNumberingAfterBreak="0">
     <w:nsid w:val="4639311A"/>
     <w:multiLevelType w:val="hybridMultilevel"/>
     <w:tmpl w:val="EDEAC0FC"/>
@@ -3285,7 +3474,7 @@
       </w:rPr>
     </w:lvl>
   </w:abstractNum>
-  <w:abstractNum w:abstractNumId="14" w15:restartNumberingAfterBreak="0">
+  <w:abstractNum w:abstractNumId="15" w15:restartNumberingAfterBreak="0">
     <w:nsid w:val="4BC917F2"/>
     <w:multiLevelType w:val="hybridMultilevel"/>
     <w:tmpl w:val="38F46310"/>
@@ -3397,7 +3586,7 @@
       </w:rPr>
     </w:lvl>
   </w:abstractNum>
-  <w:abstractNum w:abstractNumId="15" w15:restartNumberingAfterBreak="0">
+  <w:abstractNum w:abstractNumId="16" w15:restartNumberingAfterBreak="0">
     <w:nsid w:val="4FAF3C7A"/>
     <w:multiLevelType w:val="hybridMultilevel"/>
     <w:tmpl w:val="8C087EBA"/>
@@ -3509,7 +3698,7 @@
       </w:rPr>
     </w:lvl>
   </w:abstractNum>
-  <w:abstractNum w:abstractNumId="16" w15:restartNumberingAfterBreak="0">
+  <w:abstractNum w:abstractNumId="17" w15:restartNumberingAfterBreak="0">
     <w:nsid w:val="5A2C0413"/>
     <w:multiLevelType w:val="hybridMultilevel"/>
     <w:tmpl w:val="EE200B58"/>
@@ -3621,7 +3810,7 @@
       </w:rPr>
     </w:lvl>
   </w:abstractNum>
-  <w:abstractNum w:abstractNumId="17" w15:restartNumberingAfterBreak="0">
+  <w:abstractNum w:abstractNumId="18" w15:restartNumberingAfterBreak="0">
     <w:nsid w:val="60887FD4"/>
     <w:multiLevelType w:val="hybridMultilevel"/>
     <w:tmpl w:val="5E764D30"/>
@@ -3733,7 +3922,119 @@
       </w:rPr>
     </w:lvl>
   </w:abstractNum>
-  <w:abstractNum w:abstractNumId="18" w15:restartNumberingAfterBreak="0">
+  <w:abstractNum w:abstractNumId="19" w15:restartNumberingAfterBreak="0">
+    <w:nsid w:val="64A14AF7"/>
+    <w:multiLevelType w:val="hybridMultilevel"/>
+    <w:tmpl w:val="6DE086E4"/>
+    <w:lvl w:ilvl="0" w:tplc="F08CE080">
+      <w:numFmt w:val="bullet"/>
+      <w:lvlText w:val="•"/>
+      <w:lvlJc w:val="left"/>
+      <w:pPr>
+        <w:ind w:left="360" w:hanging="360"/>
+      </w:pPr>
+      <w:rPr>
+        <w:rFonts w:ascii="Aptos" w:eastAsiaTheme="minorEastAsia" w:hAnsi="Aptos" w:cstheme="minorBidi" w:hint="default"/>
+      </w:rPr>
+    </w:lvl>
+    <w:lvl w:ilvl="1" w:tplc="FFFFFFFF" w:tentative="1">
+      <w:start w:val="1"/>
+      <w:numFmt w:val="bullet"/>
+      <w:lvlText w:val="o"/>
+      <w:lvlJc w:val="left"/>
+      <w:pPr>
+        <w:ind w:left="1080" w:hanging="360"/>
+      </w:pPr>
+      <w:rPr>
+        <w:rFonts w:ascii="Courier New" w:hAnsi="Courier New" w:cs="Courier New" w:hint="default"/>
+      </w:rPr>
+    </w:lvl>
+    <w:lvl w:ilvl="2" w:tplc="FFFFFFFF" w:tentative="1">
+      <w:start w:val="1"/>
+      <w:numFmt w:val="bullet"/>
+      <w:lvlText w:val=""/>
+      <w:lvlJc w:val="left"/>
+      <w:pPr>
+        <w:ind w:left="1800" w:hanging="360"/>
+      </w:pPr>
+      <w:rPr>
+        <w:rFonts w:ascii="Wingdings" w:hAnsi="Wingdings" w:hint="default"/>
+      </w:rPr>
+    </w:lvl>
+    <w:lvl w:ilvl="3" w:tplc="FFFFFFFF" w:tentative="1">
+      <w:start w:val="1"/>
+      <w:numFmt w:val="bullet"/>
+      <w:lvlText w:val=""/>
+      <w:lvlJc w:val="left"/>
+      <w:pPr>
+        <w:ind w:left="2520" w:hanging="360"/>
+      </w:pPr>
+      <w:rPr>
+        <w:rFonts w:ascii="Symbol" w:hAnsi="Symbol" w:hint="default"/>
+      </w:rPr>
+    </w:lvl>
+    <w:lvl w:ilvl="4" w:tplc="FFFFFFFF" w:tentative="1">
+      <w:start w:val="1"/>
+      <w:numFmt w:val="bullet"/>
+      <w:lvlText w:val="o"/>
+      <w:lvlJc w:val="left"/>
+      <w:pPr>
+        <w:ind w:left="3240" w:hanging="360"/>
+      </w:pPr>
+      <w:rPr>
+        <w:rFonts w:ascii="Courier New" w:hAnsi="Courier New" w:cs="Courier New" w:hint="default"/>
+      </w:rPr>
+    </w:lvl>
+    <w:lvl w:ilvl="5" w:tplc="FFFFFFFF" w:tentative="1">
+      <w:start w:val="1"/>
+      <w:numFmt w:val="bullet"/>
+      <w:lvlText w:val=""/>
+      <w:lvlJc w:val="left"/>
+      <w:pPr>
+        <w:ind w:left="3960" w:hanging="360"/>
+      </w:pPr>
+      <w:rPr>
+        <w:rFonts w:ascii="Wingdings" w:hAnsi="Wingdings" w:hint="default"/>
+      </w:rPr>
+    </w:lvl>
+    <w:lvl w:ilvl="6" w:tplc="FFFFFFFF" w:tentative="1">
+      <w:start w:val="1"/>
+      <w:numFmt w:val="bullet"/>
+      <w:lvlText w:val=""/>
+      <w:lvlJc w:val="left"/>
+      <w:pPr>
+        <w:ind w:left="4680" w:hanging="360"/>
+      </w:pPr>
+      <w:rPr>
+        <w:rFonts w:ascii="Symbol" w:hAnsi="Symbol" w:hint="default"/>
+      </w:rPr>
+    </w:lvl>
+    <w:lvl w:ilvl="7" w:tplc="FFFFFFFF" w:tentative="1">
+      <w:start w:val="1"/>
+      <w:numFmt w:val="bullet"/>
+      <w:lvlText w:val="o"/>
+      <w:lvlJc w:val="left"/>
+      <w:pPr>
+        <w:ind w:left="5400" w:hanging="360"/>
+      </w:pPr>
+      <w:rPr>
+        <w:rFonts w:ascii="Courier New" w:hAnsi="Courier New" w:cs="Courier New" w:hint="default"/>
+      </w:rPr>
+    </w:lvl>
+    <w:lvl w:ilvl="8" w:tplc="FFFFFFFF" w:tentative="1">
+      <w:start w:val="1"/>
+      <w:numFmt w:val="bullet"/>
+      <w:lvlText w:val=""/>
+      <w:lvlJc w:val="left"/>
+      <w:pPr>
+        <w:ind w:left="6120" w:hanging="360"/>
+      </w:pPr>
+      <w:rPr>
+        <w:rFonts w:ascii="Wingdings" w:hAnsi="Wingdings" w:hint="default"/>
+      </w:rPr>
+    </w:lvl>
+  </w:abstractNum>
+  <w:abstractNum w:abstractNumId="20" w15:restartNumberingAfterBreak="0">
     <w:nsid w:val="65040A41"/>
     <w:multiLevelType w:val="hybridMultilevel"/>
     <w:tmpl w:val="3A647F84"/>
@@ -3845,7 +4146,7 @@
       </w:rPr>
     </w:lvl>
   </w:abstractNum>
-  <w:abstractNum w:abstractNumId="19" w15:restartNumberingAfterBreak="0">
+  <w:abstractNum w:abstractNumId="21" w15:restartNumberingAfterBreak="0">
     <w:nsid w:val="6B561906"/>
     <w:multiLevelType w:val="hybridMultilevel"/>
     <w:tmpl w:val="60144F7C"/>
@@ -3957,7 +4258,7 @@
       </w:rPr>
     </w:lvl>
   </w:abstractNum>
-  <w:abstractNum w:abstractNumId="20" w15:restartNumberingAfterBreak="0">
+  <w:abstractNum w:abstractNumId="22" w15:restartNumberingAfterBreak="0">
     <w:nsid w:val="6D3D191E"/>
     <w:multiLevelType w:val="hybridMultilevel"/>
     <w:tmpl w:val="DBE231BC"/>
@@ -4069,7 +4370,7 @@
       </w:rPr>
     </w:lvl>
   </w:abstractNum>
-  <w:abstractNum w:abstractNumId="21" w15:restartNumberingAfterBreak="0">
+  <w:abstractNum w:abstractNumId="23" w15:restartNumberingAfterBreak="0">
     <w:nsid w:val="7B0D673D"/>
     <w:multiLevelType w:val="hybridMultilevel"/>
     <w:tmpl w:val="AD369F36"/>
@@ -4181,7 +4482,7 @@
       </w:rPr>
     </w:lvl>
   </w:abstractNum>
-  <w:abstractNum w:abstractNumId="22" w15:restartNumberingAfterBreak="0">
+  <w:abstractNum w:abstractNumId="24" w15:restartNumberingAfterBreak="0">
     <w:nsid w:val="7F8F69ED"/>
     <w:multiLevelType w:val="hybridMultilevel"/>
     <w:tmpl w:val="E5BC1E0E"/>
@@ -4301,16 +4602,16 @@
     <w:abstractNumId w:val="6"/>
   </w:num>
   <w:num w:numId="3" w16cid:durableId="1996370325">
-    <w:abstractNumId w:val="15"/>
+    <w:abstractNumId w:val="16"/>
   </w:num>
   <w:num w:numId="4" w16cid:durableId="1112169818">
-    <w:abstractNumId w:val="20"/>
+    <w:abstractNumId w:val="22"/>
   </w:num>
   <w:num w:numId="5" w16cid:durableId="435060533">
-    <w:abstractNumId w:val="16"/>
+    <w:abstractNumId w:val="17"/>
   </w:num>
   <w:num w:numId="6" w16cid:durableId="1078865635">
-    <w:abstractNumId w:val="13"/>
+    <w:abstractNumId w:val="14"/>
   </w:num>
   <w:num w:numId="7" w16cid:durableId="561214015">
     <w:abstractNumId w:val="4"/>
@@ -4322,16 +4623,16 @@
     <w:abstractNumId w:val="3"/>
   </w:num>
   <w:num w:numId="10" w16cid:durableId="27226089">
-    <w:abstractNumId w:val="14"/>
+    <w:abstractNumId w:val="15"/>
   </w:num>
   <w:num w:numId="11" w16cid:durableId="1572933281">
-    <w:abstractNumId w:val="17"/>
+    <w:abstractNumId w:val="18"/>
   </w:num>
   <w:num w:numId="12" w16cid:durableId="210502797">
     <w:abstractNumId w:val="1"/>
   </w:num>
   <w:num w:numId="13" w16cid:durableId="1074620078">
-    <w:abstractNumId w:val="18"/>
+    <w:abstractNumId w:val="20"/>
   </w:num>
   <w:num w:numId="14" w16cid:durableId="1292129829">
     <w:abstractNumId w:val="8"/>
@@ -4340,13 +4641,13 @@
     <w:abstractNumId w:val="2"/>
   </w:num>
   <w:num w:numId="16" w16cid:durableId="1772819265">
-    <w:abstractNumId w:val="19"/>
+    <w:abstractNumId w:val="21"/>
   </w:num>
   <w:num w:numId="17" w16cid:durableId="969745479">
-    <w:abstractNumId w:val="21"/>
+    <w:abstractNumId w:val="23"/>
   </w:num>
   <w:num w:numId="18" w16cid:durableId="182327213">
-    <w:abstractNumId w:val="19"/>
+    <w:abstractNumId w:val="21"/>
   </w:num>
   <w:num w:numId="19" w16cid:durableId="782766826">
     <w:abstractNumId w:val="12"/>
@@ -4364,7 +4665,13 @@
     <w:abstractNumId w:val="7"/>
   </w:num>
   <w:num w:numId="24" w16cid:durableId="1604681666">
-    <w:abstractNumId w:val="22"/>
+    <w:abstractNumId w:val="24"/>
+  </w:num>
+  <w:num w:numId="25" w16cid:durableId="1475490380">
+    <w:abstractNumId w:val="13"/>
+  </w:num>
+  <w:num w:numId="26" w16cid:durableId="788359589">
+    <w:abstractNumId w:val="19"/>
   </w:num>
 </w:numbering>
 </file>
@@ -4568,7 +4875,7 @@
     <w:lsdException w:name="Medium Shading 2 Accent 1" w:uiPriority="64"/>
     <w:lsdException w:name="Medium List 1 Accent 1" w:uiPriority="65"/>
     <w:lsdException w:name="Revision" w:semiHidden="1"/>
-    <w:lsdException w:name="List Paragraph" w:uiPriority="34" w:qFormat="1"/>
+    <w:lsdException w:name="List Paragraph" w:uiPriority="0" w:qFormat="1"/>
     <w:lsdException w:name="Quote" w:uiPriority="29" w:qFormat="1"/>
     <w:lsdException w:name="Intense Quote" w:uiPriority="30" w:qFormat="1"/>
     <w:lsdException w:name="Medium List 2 Accent 1" w:uiPriority="66"/>
@@ -5221,7 +5528,6 @@
   <w:style w:type="paragraph" w:styleId="ListParagraph">
     <w:name w:val="List Paragraph"/>
     <w:basedOn w:val="Normal"/>
-    <w:uiPriority w:val="34"/>
     <w:qFormat/>
     <w:rsid w:val="004D38B2"/>
     <w:pPr>

--- a/templates/cv_template_NL_startup.docx
+++ b/templates/cv_template_NL_startup.docx
@@ -164,15 +164,15 @@
           <w:szCs w:val="21"/>
           <w:lang w:val="en-US"/>
         </w:rPr>
-        <w:t xml:space="preserve">31633603476 </w:t>
-      </w:r>
-      <w:r>
-        <w:rPr>
-          <w:rFonts w:asciiTheme="minorHAnsi" w:hAnsiTheme="minorHAnsi"/>
-          <w:sz w:val="21"/>
-          <w:szCs w:val="21"/>
-        </w:rPr>
-        <w:t xml:space="preserve">| </w:t>
+        <w:t>31633603476</w:t>
+      </w:r>
+      <w:r>
+        <w:rPr>
+          <w:rFonts w:asciiTheme="minorHAnsi" w:hAnsiTheme="minorHAnsi"/>
+          <w:sz w:val="21"/>
+          <w:szCs w:val="21"/>
+        </w:rPr>
+        <w:t xml:space="preserve"> | </w:t>
       </w:r>
       <w:r>
         <w:rPr>
@@ -245,7 +245,7 @@
     </w:p>
     <w:p>
       <w:pPr>
-        <w:spacing w:before="80" w:after="40"/>
+        <w:spacing w:after="0"/>
         <w:rPr>
           <w:rFonts w:asciiTheme="minorHAnsi" w:hAnsiTheme="minorHAnsi"/>
           <w:sz w:val="21"/>
@@ -562,7 +562,7 @@
     </w:p>
     <w:p>
       <w:pPr>
-        <w:spacing w:after="80"/>
+        <w:spacing w:after="0"/>
         <w:rPr>
           <w:rFonts w:asciiTheme="minorHAnsi" w:hAnsiTheme="minorHAnsi"/>
           <w:sz w:val="21"/>
@@ -587,7 +587,7 @@
           <w:ilvl w:val="0"/>
           <w:numId w:val="26"/>
         </w:numPr>
-        <w:spacing w:after="80"/>
+        <w:spacing w:after="0"/>
         <w:rPr>
           <w:rFonts w:asciiTheme="minorHAnsi" w:hAnsiTheme="minorHAnsi"/>
           <w:sz w:val="21"/>
@@ -612,7 +612,7 @@
           <w:ilvl w:val="0"/>
           <w:numId w:val="26"/>
         </w:numPr>
-        <w:spacing w:after="80"/>
+        <w:spacing w:after="0"/>
         <w:rPr>
           <w:rFonts w:asciiTheme="minorHAnsi" w:hAnsiTheme="minorHAnsi"/>
           <w:sz w:val="21"/>
@@ -1114,7 +1114,7 @@
         <w:pStyle w:val="ListParagraph"/>
         <w:numPr>
           <w:ilvl w:val="0"/>
-          <w:numId w:val="25"/>
+          <w:numId w:val="27"/>
         </w:numPr>
         <w:spacing w:after="0"/>
         <w:rPr>
@@ -1202,27 +1202,29 @@
         <w:pStyle w:val="ListParagraph"/>
         <w:numPr>
           <w:ilvl w:val="0"/>
-          <w:numId w:val="25"/>
+          <w:numId w:val="27"/>
         </w:numPr>
-        <w:spacing w:before="40" w:after="40" w:line="240" w:lineRule="auto"/>
+        <w:spacing w:after="0" w:line="240" w:lineRule="auto"/>
         <w:contextualSpacing w:val="0"/>
         <w:rPr>
           <w:rFonts w:asciiTheme="minorHAnsi" w:hAnsiTheme="minorHAnsi"/>
+          <w:sz w:val="21"/>
+          <w:szCs w:val="21"/>
         </w:rPr>
       </w:pPr>
       <w:r>
         <w:rPr>
           <w:rFonts w:asciiTheme="minorHAnsi" w:eastAsia="Arial" w:hAnsiTheme="minorHAnsi" w:cs="Arial"/>
-          <w:sz w:val="20"/>
-          <w:szCs w:val="20"/>
+          <w:sz w:val="21"/>
+          <w:szCs w:val="21"/>
         </w:rPr>
         <w:t>Actively experiment with AI models (Claude, GPT-4, Gemini), prompt engineering, and automation stacks (</w:t>
       </w:r>
       <w:r>
         <w:rPr>
           <w:rFonts w:asciiTheme="minorHAnsi" w:eastAsia="Arial" w:hAnsiTheme="minorHAnsi" w:cs="Arial"/>
-          <w:sz w:val="20"/>
-          <w:szCs w:val="20"/>
+          <w:sz w:val="21"/>
+          <w:szCs w:val="21"/>
           <w:lang w:val="en-US"/>
         </w:rPr>
         <w:t>n8n</w:t>
@@ -1230,8 +1232,8 @@
       <w:r>
         <w:rPr>
           <w:rFonts w:asciiTheme="minorHAnsi" w:eastAsia="Arial" w:hAnsiTheme="minorHAnsi" w:cs="Arial"/>
-          <w:sz w:val="20"/>
-          <w:szCs w:val="20"/>
+          <w:sz w:val="21"/>
+          <w:szCs w:val="21"/>
         </w:rPr>
         <w:t xml:space="preserve"> + HubSpot + AI) for real workflow problems</w:t>
       </w:r>
@@ -1241,19 +1243,21 @@
         <w:pStyle w:val="ListParagraph"/>
         <w:numPr>
           <w:ilvl w:val="0"/>
-          <w:numId w:val="25"/>
+          <w:numId w:val="27"/>
         </w:numPr>
-        <w:spacing w:before="40" w:after="40" w:line="240" w:lineRule="auto"/>
+        <w:spacing w:after="0" w:line="240" w:lineRule="auto"/>
         <w:contextualSpacing w:val="0"/>
         <w:rPr>
           <w:rFonts w:asciiTheme="minorHAnsi" w:hAnsiTheme="minorHAnsi"/>
+          <w:sz w:val="21"/>
+          <w:szCs w:val="21"/>
         </w:rPr>
       </w:pPr>
       <w:r>
         <w:rPr>
           <w:rFonts w:asciiTheme="minorHAnsi" w:eastAsia="Arial" w:hAnsiTheme="minorHAnsi" w:cs="Arial"/>
-          <w:sz w:val="20"/>
-          <w:szCs w:val="20"/>
+          <w:sz w:val="21"/>
+          <w:szCs w:val="21"/>
         </w:rPr>
         <w:t>Comfortable working with APIs, CMS integrations (Adobe Experience Manager, Squarespace), and no-code automation tools to build and iterate fast</w:t>
       </w:r>
@@ -1334,7 +1338,6 @@
           <w:rFonts w:asciiTheme="minorHAnsi" w:hAnsiTheme="minorHAnsi"/>
           <w:sz w:val="21"/>
           <w:szCs w:val="21"/>
-          <w:lang w:val="en-US"/>
         </w:rPr>
         <w:t xml:space="preserve"> </w:t>
       </w:r>
@@ -1351,17 +1354,8 @@
           <w:rFonts w:asciiTheme="minorHAnsi" w:hAnsiTheme="minorHAnsi"/>
           <w:sz w:val="21"/>
           <w:szCs w:val="21"/>
-          <w:lang w:val="en-US"/>
-        </w:rPr>
-        <w:t xml:space="preserve"> </w:t>
-      </w:r>
-      <w:r>
-        <w:rPr>
-          <w:rFonts w:asciiTheme="minorHAnsi" w:eastAsia="Arial" w:hAnsiTheme="minorHAnsi" w:cs="Arial"/>
-          <w:sz w:val="20"/>
-          <w:szCs w:val="20"/>
-        </w:rPr>
-        <w:t>AI workflow design &amp; automation</w:t>
+        </w:rPr>
+        <w:t xml:space="preserve"> AI workflow design &amp; automation</w:t>
       </w:r>
     </w:p>
     <w:p>
@@ -1653,15 +1647,7 @@
         <w:t>MA in Linguistics | Shanghai International Studies University | China</w:t>
       </w:r>
     </w:p>
-    <w:p>
-      <w:pPr>
-        <w:spacing w:after="0"/>
-        <w:rPr>
-          <w:sz w:val="21"/>
-          <w:szCs w:val="21"/>
-        </w:rPr>
-      </w:pPr>
-    </w:p>
+    <w:p/>
     <w:sectPr>
       <w:headerReference w:type="even" r:id="rId13"/>
       <w:headerReference w:type="default" r:id="rId14"/>
@@ -3137,6 +3123,118 @@
     </w:lvl>
   </w:abstractNum>
   <w:abstractNum w:abstractNumId="12" w15:restartNumberingAfterBreak="0">
+    <w:nsid w:val="3F97505B"/>
+    <w:multiLevelType w:val="hybridMultilevel"/>
+    <w:tmpl w:val="E730E460"/>
+    <w:lvl w:ilvl="0" w:tplc="F08CE080">
+      <w:numFmt w:val="bullet"/>
+      <w:lvlText w:val="•"/>
+      <w:lvlJc w:val="left"/>
+      <w:pPr>
+        <w:ind w:left="360" w:hanging="360"/>
+      </w:pPr>
+      <w:rPr>
+        <w:rFonts w:ascii="Aptos" w:eastAsiaTheme="minorEastAsia" w:hAnsi="Aptos" w:cstheme="minorBidi" w:hint="default"/>
+      </w:rPr>
+    </w:lvl>
+    <w:lvl w:ilvl="1" w:tplc="FFFFFFFF" w:tentative="1">
+      <w:start w:val="1"/>
+      <w:numFmt w:val="bullet"/>
+      <w:lvlText w:val="o"/>
+      <w:lvlJc w:val="left"/>
+      <w:pPr>
+        <w:ind w:left="1080" w:hanging="360"/>
+      </w:pPr>
+      <w:rPr>
+        <w:rFonts w:ascii="Courier New" w:hAnsi="Courier New" w:cs="Courier New" w:hint="default"/>
+      </w:rPr>
+    </w:lvl>
+    <w:lvl w:ilvl="2" w:tplc="FFFFFFFF" w:tentative="1">
+      <w:start w:val="1"/>
+      <w:numFmt w:val="bullet"/>
+      <w:lvlText w:val=""/>
+      <w:lvlJc w:val="left"/>
+      <w:pPr>
+        <w:ind w:left="1800" w:hanging="360"/>
+      </w:pPr>
+      <w:rPr>
+        <w:rFonts w:ascii="Wingdings" w:hAnsi="Wingdings" w:hint="default"/>
+      </w:rPr>
+    </w:lvl>
+    <w:lvl w:ilvl="3" w:tplc="FFFFFFFF" w:tentative="1">
+      <w:start w:val="1"/>
+      <w:numFmt w:val="bullet"/>
+      <w:lvlText w:val=""/>
+      <w:lvlJc w:val="left"/>
+      <w:pPr>
+        <w:ind w:left="2520" w:hanging="360"/>
+      </w:pPr>
+      <w:rPr>
+        <w:rFonts w:ascii="Symbol" w:hAnsi="Symbol" w:hint="default"/>
+      </w:rPr>
+    </w:lvl>
+    <w:lvl w:ilvl="4" w:tplc="FFFFFFFF" w:tentative="1">
+      <w:start w:val="1"/>
+      <w:numFmt w:val="bullet"/>
+      <w:lvlText w:val="o"/>
+      <w:lvlJc w:val="left"/>
+      <w:pPr>
+        <w:ind w:left="3240" w:hanging="360"/>
+      </w:pPr>
+      <w:rPr>
+        <w:rFonts w:ascii="Courier New" w:hAnsi="Courier New" w:cs="Courier New" w:hint="default"/>
+      </w:rPr>
+    </w:lvl>
+    <w:lvl w:ilvl="5" w:tplc="FFFFFFFF" w:tentative="1">
+      <w:start w:val="1"/>
+      <w:numFmt w:val="bullet"/>
+      <w:lvlText w:val=""/>
+      <w:lvlJc w:val="left"/>
+      <w:pPr>
+        <w:ind w:left="3960" w:hanging="360"/>
+      </w:pPr>
+      <w:rPr>
+        <w:rFonts w:ascii="Wingdings" w:hAnsi="Wingdings" w:hint="default"/>
+      </w:rPr>
+    </w:lvl>
+    <w:lvl w:ilvl="6" w:tplc="FFFFFFFF" w:tentative="1">
+      <w:start w:val="1"/>
+      <w:numFmt w:val="bullet"/>
+      <w:lvlText w:val=""/>
+      <w:lvlJc w:val="left"/>
+      <w:pPr>
+        <w:ind w:left="4680" w:hanging="360"/>
+      </w:pPr>
+      <w:rPr>
+        <w:rFonts w:ascii="Symbol" w:hAnsi="Symbol" w:hint="default"/>
+      </w:rPr>
+    </w:lvl>
+    <w:lvl w:ilvl="7" w:tplc="FFFFFFFF" w:tentative="1">
+      <w:start w:val="1"/>
+      <w:numFmt w:val="bullet"/>
+      <w:lvlText w:val="o"/>
+      <w:lvlJc w:val="left"/>
+      <w:pPr>
+        <w:ind w:left="5400" w:hanging="360"/>
+      </w:pPr>
+      <w:rPr>
+        <w:rFonts w:ascii="Courier New" w:hAnsi="Courier New" w:cs="Courier New" w:hint="default"/>
+      </w:rPr>
+    </w:lvl>
+    <w:lvl w:ilvl="8" w:tplc="FFFFFFFF" w:tentative="1">
+      <w:start w:val="1"/>
+      <w:numFmt w:val="bullet"/>
+      <w:lvlText w:val=""/>
+      <w:lvlJc w:val="left"/>
+      <w:pPr>
+        <w:ind w:left="6120" w:hanging="360"/>
+      </w:pPr>
+      <w:rPr>
+        <w:rFonts w:ascii="Wingdings" w:hAnsi="Wingdings" w:hint="default"/>
+      </w:rPr>
+    </w:lvl>
+  </w:abstractNum>
+  <w:abstractNum w:abstractNumId="13" w15:restartNumberingAfterBreak="0">
     <w:nsid w:val="43653772"/>
     <w:multiLevelType w:val="hybridMultilevel"/>
     <w:tmpl w:val="B7165020"/>
@@ -3249,7 +3347,7 @@
       </w:rPr>
     </w:lvl>
   </w:abstractNum>
-  <w:abstractNum w:abstractNumId="13" w15:restartNumberingAfterBreak="0">
+  <w:abstractNum w:abstractNumId="14" w15:restartNumberingAfterBreak="0">
     <w:nsid w:val="44453AEA"/>
     <w:multiLevelType w:val="hybridMultilevel"/>
     <w:tmpl w:val="B322D608"/>
@@ -3362,7 +3460,7 @@
       </w:rPr>
     </w:lvl>
   </w:abstractNum>
-  <w:abstractNum w:abstractNumId="14" w15:restartNumberingAfterBreak="0">
+  <w:abstractNum w:abstractNumId="15" w15:restartNumberingAfterBreak="0">
     <w:nsid w:val="4639311A"/>
     <w:multiLevelType w:val="hybridMultilevel"/>
     <w:tmpl w:val="EDEAC0FC"/>
@@ -3474,7 +3572,7 @@
       </w:rPr>
     </w:lvl>
   </w:abstractNum>
-  <w:abstractNum w:abstractNumId="15" w15:restartNumberingAfterBreak="0">
+  <w:abstractNum w:abstractNumId="16" w15:restartNumberingAfterBreak="0">
     <w:nsid w:val="4BC917F2"/>
     <w:multiLevelType w:val="hybridMultilevel"/>
     <w:tmpl w:val="38F46310"/>
@@ -3586,7 +3684,7 @@
       </w:rPr>
     </w:lvl>
   </w:abstractNum>
-  <w:abstractNum w:abstractNumId="16" w15:restartNumberingAfterBreak="0">
+  <w:abstractNum w:abstractNumId="17" w15:restartNumberingAfterBreak="0">
     <w:nsid w:val="4FAF3C7A"/>
     <w:multiLevelType w:val="hybridMultilevel"/>
     <w:tmpl w:val="8C087EBA"/>
@@ -3698,7 +3796,7 @@
       </w:rPr>
     </w:lvl>
   </w:abstractNum>
-  <w:abstractNum w:abstractNumId="17" w15:restartNumberingAfterBreak="0">
+  <w:abstractNum w:abstractNumId="18" w15:restartNumberingAfterBreak="0">
     <w:nsid w:val="5A2C0413"/>
     <w:multiLevelType w:val="hybridMultilevel"/>
     <w:tmpl w:val="EE200B58"/>
@@ -3810,7 +3908,7 @@
       </w:rPr>
     </w:lvl>
   </w:abstractNum>
-  <w:abstractNum w:abstractNumId="18" w15:restartNumberingAfterBreak="0">
+  <w:abstractNum w:abstractNumId="19" w15:restartNumberingAfterBreak="0">
     <w:nsid w:val="60887FD4"/>
     <w:multiLevelType w:val="hybridMultilevel"/>
     <w:tmpl w:val="5E764D30"/>
@@ -3922,7 +4020,7 @@
       </w:rPr>
     </w:lvl>
   </w:abstractNum>
-  <w:abstractNum w:abstractNumId="19" w15:restartNumberingAfterBreak="0">
+  <w:abstractNum w:abstractNumId="20" w15:restartNumberingAfterBreak="0">
     <w:nsid w:val="64A14AF7"/>
     <w:multiLevelType w:val="hybridMultilevel"/>
     <w:tmpl w:val="6DE086E4"/>
@@ -4034,7 +4132,7 @@
       </w:rPr>
     </w:lvl>
   </w:abstractNum>
-  <w:abstractNum w:abstractNumId="20" w15:restartNumberingAfterBreak="0">
+  <w:abstractNum w:abstractNumId="21" w15:restartNumberingAfterBreak="0">
     <w:nsid w:val="65040A41"/>
     <w:multiLevelType w:val="hybridMultilevel"/>
     <w:tmpl w:val="3A647F84"/>
@@ -4146,7 +4244,7 @@
       </w:rPr>
     </w:lvl>
   </w:abstractNum>
-  <w:abstractNum w:abstractNumId="21" w15:restartNumberingAfterBreak="0">
+  <w:abstractNum w:abstractNumId="22" w15:restartNumberingAfterBreak="0">
     <w:nsid w:val="6B561906"/>
     <w:multiLevelType w:val="hybridMultilevel"/>
     <w:tmpl w:val="60144F7C"/>
@@ -4258,7 +4356,7 @@
       </w:rPr>
     </w:lvl>
   </w:abstractNum>
-  <w:abstractNum w:abstractNumId="22" w15:restartNumberingAfterBreak="0">
+  <w:abstractNum w:abstractNumId="23" w15:restartNumberingAfterBreak="0">
     <w:nsid w:val="6D3D191E"/>
     <w:multiLevelType w:val="hybridMultilevel"/>
     <w:tmpl w:val="DBE231BC"/>
@@ -4370,7 +4468,7 @@
       </w:rPr>
     </w:lvl>
   </w:abstractNum>
-  <w:abstractNum w:abstractNumId="23" w15:restartNumberingAfterBreak="0">
+  <w:abstractNum w:abstractNumId="24" w15:restartNumberingAfterBreak="0">
     <w:nsid w:val="7B0D673D"/>
     <w:multiLevelType w:val="hybridMultilevel"/>
     <w:tmpl w:val="AD369F36"/>
@@ -4482,7 +4580,7 @@
       </w:rPr>
     </w:lvl>
   </w:abstractNum>
-  <w:abstractNum w:abstractNumId="24" w15:restartNumberingAfterBreak="0">
+  <w:abstractNum w:abstractNumId="25" w15:restartNumberingAfterBreak="0">
     <w:nsid w:val="7F8F69ED"/>
     <w:multiLevelType w:val="hybridMultilevel"/>
     <w:tmpl w:val="E5BC1E0E"/>
@@ -4602,16 +4700,16 @@
     <w:abstractNumId w:val="6"/>
   </w:num>
   <w:num w:numId="3" w16cid:durableId="1996370325">
-    <w:abstractNumId w:val="16"/>
+    <w:abstractNumId w:val="17"/>
   </w:num>
   <w:num w:numId="4" w16cid:durableId="1112169818">
-    <w:abstractNumId w:val="22"/>
+    <w:abstractNumId w:val="23"/>
   </w:num>
   <w:num w:numId="5" w16cid:durableId="435060533">
-    <w:abstractNumId w:val="17"/>
+    <w:abstractNumId w:val="18"/>
   </w:num>
   <w:num w:numId="6" w16cid:durableId="1078865635">
-    <w:abstractNumId w:val="14"/>
+    <w:abstractNumId w:val="15"/>
   </w:num>
   <w:num w:numId="7" w16cid:durableId="561214015">
     <w:abstractNumId w:val="4"/>
@@ -4623,16 +4721,16 @@
     <w:abstractNumId w:val="3"/>
   </w:num>
   <w:num w:numId="10" w16cid:durableId="27226089">
-    <w:abstractNumId w:val="15"/>
+    <w:abstractNumId w:val="16"/>
   </w:num>
   <w:num w:numId="11" w16cid:durableId="1572933281">
-    <w:abstractNumId w:val="18"/>
+    <w:abstractNumId w:val="19"/>
   </w:num>
   <w:num w:numId="12" w16cid:durableId="210502797">
     <w:abstractNumId w:val="1"/>
   </w:num>
   <w:num w:numId="13" w16cid:durableId="1074620078">
-    <w:abstractNumId w:val="20"/>
+    <w:abstractNumId w:val="21"/>
   </w:num>
   <w:num w:numId="14" w16cid:durableId="1292129829">
     <w:abstractNumId w:val="8"/>
@@ -4641,16 +4739,16 @@
     <w:abstractNumId w:val="2"/>
   </w:num>
   <w:num w:numId="16" w16cid:durableId="1772819265">
-    <w:abstractNumId w:val="21"/>
+    <w:abstractNumId w:val="22"/>
   </w:num>
   <w:num w:numId="17" w16cid:durableId="969745479">
-    <w:abstractNumId w:val="23"/>
+    <w:abstractNumId w:val="24"/>
   </w:num>
   <w:num w:numId="18" w16cid:durableId="182327213">
-    <w:abstractNumId w:val="21"/>
+    <w:abstractNumId w:val="22"/>
   </w:num>
   <w:num w:numId="19" w16cid:durableId="782766826">
-    <w:abstractNumId w:val="12"/>
+    <w:abstractNumId w:val="13"/>
   </w:num>
   <w:num w:numId="20" w16cid:durableId="1054624593">
     <w:abstractNumId w:val="11"/>
@@ -4665,13 +4763,16 @@
     <w:abstractNumId w:val="7"/>
   </w:num>
   <w:num w:numId="24" w16cid:durableId="1604681666">
-    <w:abstractNumId w:val="24"/>
+    <w:abstractNumId w:val="25"/>
   </w:num>
   <w:num w:numId="25" w16cid:durableId="1475490380">
-    <w:abstractNumId w:val="13"/>
+    <w:abstractNumId w:val="14"/>
   </w:num>
   <w:num w:numId="26" w16cid:durableId="788359589">
-    <w:abstractNumId w:val="19"/>
+    <w:abstractNumId w:val="20"/>
+  </w:num>
+  <w:num w:numId="27" w16cid:durableId="73556477">
+    <w:abstractNumId w:val="12"/>
   </w:num>
 </w:numbering>
 </file>
